--- a/Calendario2026/Políticas/Politicas2026_302.docx
+++ b/Calendario2026/Políticas/Politicas2026_302.docx
@@ -162,7 +162,7 @@
                                     <pic:cNvPicPr/>
                                   </pic:nvPicPr>
                                   <pic:blipFill>
-                                    <a:blip r:embed="rId7">
+                                    <a:blip r:embed="rId8">
                                       <a:extLst>
                                         <a:ext uri="{28A0092B-C50C-407E-A947-70E740481C1C}">
                                           <a14:useLocalDpi xmlns:a14="http://schemas.microsoft.com/office/drawing/2010/main" val="0"/>
@@ -510,6 +510,37 @@
         </w:rPr>
         <w:t>302</w:t>
       </w:r>
+      <w:r>
+        <w:rPr>
+          <w:rFonts w:ascii="Arial" w:hAnsi="Arial"/>
+          <w:sz w:val="22"/>
+        </w:rPr>
+        <w:t xml:space="preserve">   </w:t>
+      </w:r>
+      <w:r>
+        <w:rPr>
+          <w:rFonts w:ascii="Arial" w:hAnsi="Arial"/>
+          <w:b/>
+          <w:sz w:val="22"/>
+        </w:rPr>
+        <w:t xml:space="preserve">Salón:  </w:t>
+      </w:r>
+      <w:r>
+        <w:rPr>
+          <w:rFonts w:ascii="Arial" w:hAnsi="Arial"/>
+          <w:sz w:val="22"/>
+          <w:u w:val="single"/>
+        </w:rPr>
+        <w:t>2</w:t>
+      </w:r>
+      <w:r>
+        <w:rPr>
+          <w:rFonts w:ascii="Arial" w:hAnsi="Arial"/>
+          <w:sz w:val="22"/>
+          <w:u w:val="single"/>
+        </w:rPr>
+        <w:t>003</w:t>
+      </w:r>
     </w:p>
     <w:p>
       <w:pPr>
@@ -3898,8 +3929,8 @@
       </w:r>
     </w:p>
     <w:sectPr>
-      <w:headerReference w:type="even" r:id="rId8"/>
-      <w:headerReference w:type="default" r:id="rId9"/>
+      <w:headerReference w:type="even" r:id="rId9"/>
+      <w:headerReference w:type="default" r:id="rId10"/>
       <w:pgSz w:w="12242" w:h="15842" w:code="1"/>
       <w:pgMar w:top="0" w:right="1134" w:bottom="426" w:left="1418" w:header="720" w:footer="720" w:gutter="0"/>
       <w:cols w:space="720"/>
@@ -7348,7 +7379,7 @@
       <w:lang w:val="es-MX" w:eastAsia="es-MX"/>
     </w:rPr>
   </w:style>
-  <w:style w:type="character" w:styleId="Textoennegrita">
+  <w:style w:type="character" w:styleId="Fuerte">
     <w:name w:val="Strong"/>
     <w:basedOn w:val="Fuentedeprrafopredeter"/>
     <w:uiPriority w:val="22"/>

--- a/Calendario2026/Políticas/Politicas2026_302.docx
+++ b/Calendario2026/Políticas/Politicas2026_302.docx
@@ -162,7 +162,7 @@
                                     <pic:cNvPicPr/>
                                   </pic:nvPicPr>
                                   <pic:blipFill>
-                                    <a:blip r:embed="rId8">
+                                    <a:blip r:embed="rId7">
                                       <a:extLst>
                                         <a:ext uri="{28A0092B-C50C-407E-A947-70E740481C1C}">
                                           <a14:useLocalDpi xmlns:a14="http://schemas.microsoft.com/office/drawing/2010/main" val="0"/>
@@ -531,15 +531,7 @@
           <w:sz w:val="22"/>
           <w:u w:val="single"/>
         </w:rPr>
-        <w:t>2</w:t>
-      </w:r>
-      <w:r>
-        <w:rPr>
-          <w:rFonts w:ascii="Arial" w:hAnsi="Arial"/>
-          <w:sz w:val="22"/>
-          <w:u w:val="single"/>
-        </w:rPr>
-        <w:t>003</w:t>
+        <w:t>2003</w:t>
       </w:r>
     </w:p>
     <w:p>
@@ -866,7 +858,23 @@
           <w:sz w:val="22"/>
           <w:u w:val="single"/>
         </w:rPr>
-        <w:t xml:space="preserve">| Lunes, martes y </w:t>
+        <w:t xml:space="preserve">| </w:t>
+      </w:r>
+      <w:r>
+        <w:rPr>
+          <w:rFonts w:ascii="Arial" w:hAnsi="Arial"/>
+          <w:sz w:val="22"/>
+          <w:u w:val="single"/>
+        </w:rPr>
+        <w:t xml:space="preserve">Martes </w:t>
+      </w:r>
+      <w:r>
+        <w:rPr>
+          <w:rFonts w:ascii="Arial" w:hAnsi="Arial"/>
+          <w:sz w:val="22"/>
+          <w:u w:val="single"/>
+        </w:rPr>
+        <w:t xml:space="preserve">y </w:t>
       </w:r>
       <w:r>
         <w:rPr>
@@ -2147,6 +2155,7 @@
         </w:rPr>
         <w:t xml:space="preserve">nstalar </w:t>
       </w:r>
+      <w:proofErr w:type="spellStart"/>
       <w:r>
         <w:rPr>
           <w:b/>
@@ -2157,6 +2166,7 @@
         </w:rPr>
         <w:t>Respondus</w:t>
       </w:r>
+      <w:proofErr w:type="spellEnd"/>
       <w:r>
         <w:rPr>
           <w:color w:val="3B3838"/>
@@ -2165,6 +2175,7 @@
         </w:rPr>
         <w:t xml:space="preserve"> </w:t>
       </w:r>
+      <w:proofErr w:type="spellStart"/>
       <w:r>
         <w:rPr>
           <w:b/>
@@ -2173,7 +2184,18 @@
           <w:sz w:val="22"/>
           <w:szCs w:val="22"/>
         </w:rPr>
-        <w:t>LockDown Browser</w:t>
+        <w:t>LockDown</w:t>
+      </w:r>
+      <w:proofErr w:type="spellEnd"/>
+      <w:r>
+        <w:rPr>
+          <w:b/>
+          <w:bCs/>
+          <w:color w:val="3B3838"/>
+          <w:sz w:val="22"/>
+          <w:szCs w:val="22"/>
+        </w:rPr>
+        <w:t xml:space="preserve"> Browser</w:t>
       </w:r>
       <w:r>
         <w:rPr>
@@ -3929,8 +3951,8 @@
       </w:r>
     </w:p>
     <w:sectPr>
-      <w:headerReference w:type="even" r:id="rId9"/>
-      <w:headerReference w:type="default" r:id="rId10"/>
+      <w:headerReference w:type="even" r:id="rId8"/>
+      <w:headerReference w:type="default" r:id="rId9"/>
       <w:pgSz w:w="12242" w:h="15842" w:code="1"/>
       <w:pgMar w:top="0" w:right="1134" w:bottom="426" w:left="1418" w:header="720" w:footer="720" w:gutter="0"/>
       <w:cols w:space="720"/>

--- a/Calendario2026/Políticas/Politicas2026_302.docx
+++ b/Calendario2026/Políticas/Politicas2026_302.docx
@@ -162,7 +162,7 @@
                                     <pic:cNvPicPr/>
                                   </pic:nvPicPr>
                                   <pic:blipFill>
-                                    <a:blip r:embed="rId7">
+                                    <a:blip r:embed="rId8">
                                       <a:extLst>
                                         <a:ext uri="{28A0092B-C50C-407E-A947-70E740481C1C}">
                                           <a14:useLocalDpi xmlns:a14="http://schemas.microsoft.com/office/drawing/2010/main" val="0"/>
@@ -500,7 +500,7 @@
           <w:sz w:val="22"/>
           <w:u w:val="single"/>
         </w:rPr>
-        <w:t xml:space="preserve">- </w:t>
+        <w:t>–</w:t>
       </w:r>
       <w:r>
         <w:rPr>
@@ -508,7 +508,23 @@
           <w:sz w:val="22"/>
           <w:u w:val="single"/>
         </w:rPr>
-        <w:t>302</w:t>
+        <w:t xml:space="preserve"> </w:t>
+      </w:r>
+      <w:r>
+        <w:rPr>
+          <w:rFonts w:ascii="Arial" w:hAnsi="Arial"/>
+          <w:sz w:val="22"/>
+          <w:u w:val="single"/>
+        </w:rPr>
+        <w:t>30</w:t>
+      </w:r>
+      <w:r>
+        <w:rPr>
+          <w:rFonts w:ascii="Arial" w:hAnsi="Arial"/>
+          <w:sz w:val="22"/>
+          <w:u w:val="single"/>
+        </w:rPr>
+        <w:t>2</w:t>
       </w:r>
       <w:r>
         <w:rPr>
@@ -516,22 +532,6 @@
           <w:sz w:val="22"/>
         </w:rPr>
         <w:t xml:space="preserve">   </w:t>
-      </w:r>
-      <w:r>
-        <w:rPr>
-          <w:rFonts w:ascii="Arial" w:hAnsi="Arial"/>
-          <w:b/>
-          <w:sz w:val="22"/>
-        </w:rPr>
-        <w:t xml:space="preserve">Salón:  </w:t>
-      </w:r>
-      <w:r>
-        <w:rPr>
-          <w:rFonts w:ascii="Arial" w:hAnsi="Arial"/>
-          <w:sz w:val="22"/>
-          <w:u w:val="single"/>
-        </w:rPr>
-        <w:t>2003</w:t>
       </w:r>
     </w:p>
     <w:p>
@@ -554,7 +554,7 @@
           <w:b/>
           <w:sz w:val="22"/>
         </w:rPr>
-        <w:t xml:space="preserve">Profesora:  </w:t>
+        <w:t xml:space="preserve">Profesor:  </w:t>
       </w:r>
       <w:r>
         <w:rPr>
@@ -562,53 +562,15 @@
           <w:sz w:val="22"/>
           <w:u w:val="single"/>
         </w:rPr>
-        <w:t>Lizethe Pérez Fuertes</w:t>
-      </w:r>
-      <w:r>
-        <w:rPr>
-          <w:rFonts w:ascii="Arial" w:hAnsi="Arial"/>
-          <w:sz w:val="22"/>
-        </w:rPr>
-        <w:t xml:space="preserve"> </w:t>
-      </w:r>
-      <w:r>
-        <w:rPr>
-          <w:rFonts w:ascii="Arial" w:hAnsi="Arial"/>
-          <w:sz w:val="22"/>
-        </w:rPr>
-        <w:t xml:space="preserve"> </w:t>
-      </w:r>
-      <w:r>
-        <w:rPr>
-          <w:rFonts w:ascii="Arial" w:hAnsi="Arial"/>
-          <w:sz w:val="22"/>
-        </w:rPr>
-        <w:t xml:space="preserve"> </w:t>
-      </w:r>
-      <w:r>
-        <w:rPr>
-          <w:rFonts w:ascii="Arial" w:hAnsi="Arial"/>
-          <w:b/>
-          <w:sz w:val="22"/>
-        </w:rPr>
-        <w:t>Correo Electrónico:</w:t>
-      </w:r>
-      <w:r>
-        <w:rPr>
-          <w:rFonts w:ascii="Arial" w:hAnsi="Arial"/>
-          <w:b/>
-          <w:sz w:val="22"/>
-        </w:rPr>
-        <w:t xml:space="preserve">  </w:t>
-      </w:r>
-      <w:r>
-        <w:rPr>
-          <w:rFonts w:ascii="Arial" w:hAnsi="Arial"/>
-          <w:bCs/>
+        <w:t>Oscar Hernández</w:t>
+      </w:r>
+      <w:r>
+        <w:rPr>
+          <w:rFonts w:ascii="Arial" w:hAnsi="Arial"/>
           <w:sz w:val="22"/>
           <w:u w:val="single"/>
         </w:rPr>
-        <w:t>lp</w:t>
+        <w:t xml:space="preserve"> y </w:t>
       </w:r>
       <w:r>
         <w:rPr>
@@ -616,7 +578,7 @@
           <w:sz w:val="22"/>
           <w:u w:val="single"/>
         </w:rPr>
-        <w:t>erezf@te</w:t>
+        <w:t>L</w:t>
       </w:r>
       <w:r>
         <w:rPr>
@@ -624,21 +586,12 @@
           <w:sz w:val="22"/>
           <w:u w:val="single"/>
         </w:rPr>
-        <w:t>c</w:t>
-      </w:r>
-      <w:r>
-        <w:rPr>
-          <w:rFonts w:ascii="Arial" w:hAnsi="Arial"/>
-          <w:sz w:val="22"/>
-          <w:u w:val="single"/>
-        </w:rPr>
-        <w:t xml:space="preserve">.mx </w:t>
-      </w:r>
-      <w:r>
-        <w:rPr>
-          <w:rFonts w:ascii="Arial" w:hAnsi="Arial"/>
-          <w:sz w:val="22"/>
-          <w:u w:val="single"/>
+        <w:t>izethe Pérez</w:t>
+      </w:r>
+      <w:r>
+        <w:rPr>
+          <w:rFonts w:ascii="Arial" w:hAnsi="Arial"/>
+          <w:sz w:val="22"/>
         </w:rPr>
         <w:t xml:space="preserve"> </w:t>
       </w:r>
@@ -669,8 +622,177 @@
         <w:rPr>
           <w:rFonts w:ascii="Arial" w:hAnsi="Arial"/>
           <w:sz w:val="22"/>
+        </w:rPr>
+      </w:pPr>
+      <w:r>
+        <w:rPr>
+          <w:rFonts w:ascii="Arial" w:hAnsi="Arial"/>
+          <w:b/>
+          <w:sz w:val="22"/>
+        </w:rPr>
+        <w:t xml:space="preserve">Correo </w:t>
+      </w:r>
+      <w:r>
+        <w:rPr>
+          <w:rFonts w:ascii="Arial" w:hAnsi="Arial"/>
+          <w:b/>
+          <w:sz w:val="22"/>
+        </w:rPr>
+        <w:t>e</w:t>
+      </w:r>
+      <w:r>
+        <w:rPr>
+          <w:rFonts w:ascii="Arial" w:hAnsi="Arial"/>
+          <w:b/>
+          <w:sz w:val="22"/>
+        </w:rPr>
+        <w:t>lectrónico</w:t>
+      </w:r>
+      <w:r>
+        <w:rPr>
+          <w:rFonts w:ascii="Arial" w:hAnsi="Arial"/>
+          <w:b/>
+          <w:sz w:val="22"/>
+        </w:rPr>
+        <w:t>s</w:t>
+      </w:r>
+      <w:r>
+        <w:rPr>
+          <w:rFonts w:ascii="Arial" w:hAnsi="Arial"/>
+          <w:b/>
+          <w:sz w:val="22"/>
+        </w:rPr>
+        <w:t>:</w:t>
+      </w:r>
+      <w:r>
+        <w:rPr>
+          <w:rFonts w:ascii="Arial" w:hAnsi="Arial"/>
+          <w:b/>
+          <w:sz w:val="22"/>
+        </w:rPr>
+        <w:t xml:space="preserve">  </w:t>
+      </w:r>
+      <w:r>
+        <w:rPr>
+          <w:rFonts w:ascii="Arial" w:hAnsi="Arial"/>
+          <w:bCs/>
+          <w:sz w:val="22"/>
           <w:u w:val="single"/>
         </w:rPr>
+        <w:t>ohernand@tec.mx</w:t>
+      </w:r>
+      <w:r>
+        <w:rPr>
+          <w:rFonts w:ascii="Arial" w:hAnsi="Arial"/>
+          <w:bCs/>
+          <w:sz w:val="22"/>
+          <w:u w:val="single"/>
+        </w:rPr>
+        <w:t xml:space="preserve"> y l</w:t>
+      </w:r>
+      <w:r>
+        <w:rPr>
+          <w:rFonts w:ascii="Arial" w:hAnsi="Arial"/>
+          <w:bCs/>
+          <w:sz w:val="22"/>
+          <w:u w:val="single"/>
+        </w:rPr>
+        <w:t>p</w:t>
+      </w:r>
+      <w:r>
+        <w:rPr>
+          <w:rFonts w:ascii="Arial" w:hAnsi="Arial"/>
+          <w:sz w:val="22"/>
+          <w:u w:val="single"/>
+        </w:rPr>
+        <w:t>erezf@te</w:t>
+      </w:r>
+      <w:r>
+        <w:rPr>
+          <w:rFonts w:ascii="Arial" w:hAnsi="Arial"/>
+          <w:sz w:val="22"/>
+          <w:u w:val="single"/>
+        </w:rPr>
+        <w:t>c</w:t>
+      </w:r>
+      <w:r>
+        <w:rPr>
+          <w:rFonts w:ascii="Arial" w:hAnsi="Arial"/>
+          <w:sz w:val="22"/>
+          <w:u w:val="single"/>
+        </w:rPr>
+        <w:t xml:space="preserve">.mx </w:t>
+      </w:r>
+      <w:r>
+        <w:rPr>
+          <w:rFonts w:ascii="Arial" w:hAnsi="Arial"/>
+          <w:sz w:val="22"/>
+          <w:u w:val="single"/>
+        </w:rPr>
+        <w:t xml:space="preserve"> </w:t>
+      </w:r>
+      <w:r>
+        <w:rPr>
+          <w:rFonts w:ascii="Arial" w:hAnsi="Arial"/>
+          <w:sz w:val="22"/>
+        </w:rPr>
+        <w:t xml:space="preserve"> </w:t>
+      </w:r>
+      <w:r>
+        <w:rPr>
+          <w:rFonts w:ascii="Arial" w:hAnsi="Arial"/>
+          <w:sz w:val="22"/>
+        </w:rPr>
+        <w:t xml:space="preserve"> </w:t>
+      </w:r>
+      <w:r>
+        <w:rPr>
+          <w:rFonts w:ascii="Arial" w:hAnsi="Arial"/>
+          <w:b/>
+          <w:bCs/>
+          <w:sz w:val="22"/>
+        </w:rPr>
+        <w:t>Salón:</w:t>
+      </w:r>
+      <w:r>
+        <w:rPr>
+          <w:rFonts w:ascii="Arial" w:hAnsi="Arial"/>
+          <w:b/>
+          <w:bCs/>
+          <w:sz w:val="22"/>
+        </w:rPr>
+        <w:t xml:space="preserve"> </w:t>
+      </w:r>
+      <w:r>
+        <w:rPr>
+          <w:rFonts w:ascii="Arial" w:hAnsi="Arial"/>
+          <w:sz w:val="22"/>
+        </w:rPr>
+        <w:t xml:space="preserve"> </w:t>
+      </w:r>
+      <w:r>
+        <w:rPr>
+          <w:rFonts w:ascii="Arial" w:hAnsi="Arial"/>
+          <w:sz w:val="22"/>
+          <w:u w:val="single"/>
+        </w:rPr>
+        <w:t>2002</w:t>
+      </w:r>
+    </w:p>
+    <w:p>
+      <w:pPr>
+        <w:tabs>
+          <w:tab w:val="left" w:pos="5954"/>
+          <w:tab w:val="left" w:pos="6237"/>
+          <w:tab w:val="right" w:pos="9639"/>
+        </w:tabs>
+        <w:spacing w:line="360" w:lineRule="auto"/>
+        <w:jc w:val="both"/>
+        <w:rPr>
+          <w:rFonts w:ascii="Arial" w:hAnsi="Arial"/>
+          <w:sz w:val="22"/>
+          <w:u w:val="single"/>
+        </w:rPr>
       </w:pPr>
       <w:r>
         <w:rPr>
@@ -751,6 +873,47 @@
           <w:u w:val="single"/>
         </w:rPr>
         <w:t>:00 a.m.</w:t>
+      </w:r>
+      <w:r>
+        <w:rPr>
+          <w:rFonts w:ascii="Arial" w:hAnsi="Arial"/>
+          <w:sz w:val="22"/>
+          <w:u w:val="single"/>
+        </w:rPr>
+        <w:t xml:space="preserve"> </w:t>
+      </w:r>
+    </w:p>
+    <w:p>
+      <w:pPr>
+        <w:tabs>
+          <w:tab w:val="left" w:pos="5954"/>
+          <w:tab w:val="left" w:pos="6237"/>
+          <w:tab w:val="right" w:pos="9639"/>
+        </w:tabs>
+        <w:spacing w:line="360" w:lineRule="auto"/>
+        <w:jc w:val="both"/>
+        <w:rPr>
+          <w:rFonts w:ascii="Arial" w:hAnsi="Arial"/>
+          <w:sz w:val="22"/>
+          <w:u w:val="single"/>
+        </w:rPr>
+      </w:pPr>
+      <w:bookmarkStart w:id="0" w:name="_Hlk30692508"/>
+      <w:r>
+        <w:rPr>
+          <w:rFonts w:ascii="Arial" w:hAnsi="Arial"/>
+          <w:b/>
+          <w:sz w:val="22"/>
+        </w:rPr>
+        <w:t xml:space="preserve">Horario del reto:  </w:t>
+      </w:r>
+      <w:r>
+        <w:rPr>
+          <w:rFonts w:ascii="Arial" w:hAnsi="Arial"/>
+          <w:sz w:val="22"/>
+          <w:u w:val="single"/>
+        </w:rPr>
+        <w:t xml:space="preserve">Lunes, martes, jueves y viernes de 11:30 a.m. a 13:30 p.m. </w:t>
       </w:r>
     </w:p>
     <w:p>
@@ -766,11 +929,15 @@
         <w:jc w:val="both"/>
         <w:rPr>
           <w:rFonts w:ascii="Arial" w:hAnsi="Arial"/>
-          <w:sz w:val="22"/>
+          <w:b/>
           <w:u w:val="single"/>
-        </w:rPr>
-      </w:pPr>
-      <w:bookmarkStart w:id="0" w:name="_Hlk30692508"/>
+          <w14:shadow w14:blurRad="50800" w14:dist="38100" w14:dir="2700000" w14:sx="100000" w14:sy="100000" w14:kx="0" w14:ky="0" w14:algn="tl">
+            <w14:srgbClr w14:val="000000">
+              <w14:alpha w14:val="60000"/>
+            </w14:srgbClr>
+          </w14:shadow>
+        </w:rPr>
+      </w:pPr>
       <w:r>
         <w:rPr>
           <w:rFonts w:ascii="Arial" w:hAnsi="Arial"/>
@@ -818,7 +985,31 @@
           <w:sz w:val="22"/>
           <w:u w:val="single"/>
         </w:rPr>
-        <w:t>Lunes</w:t>
+        <w:t>Consultar al profesor</w:t>
+      </w:r>
+      <w:bookmarkEnd w:id="0"/>
+      <w:bookmarkEnd w:id="1"/>
+    </w:p>
+    <w:p>
+      <w:pPr>
+        <w:tabs>
+          <w:tab w:val="left" w:pos="5954"/>
+          <w:tab w:val="left" w:pos="6237"/>
+          <w:tab w:val="right" w:pos="9639"/>
+        </w:tabs>
+        <w:spacing w:line="360" w:lineRule="auto"/>
+        <w:rPr>
+          <w:rFonts w:ascii="Arial" w:hAnsi="Arial"/>
+          <w:sz w:val="22"/>
+        </w:rPr>
+      </w:pPr>
+      <w:r>
+        <w:rPr>
+          <w:rFonts w:ascii="Arial" w:hAnsi="Arial"/>
+          <w:b/>
+          <w:sz w:val="22"/>
+        </w:rPr>
+        <w:t xml:space="preserve">Materia:  </w:t>
       </w:r>
       <w:r>
         <w:rPr>
@@ -826,7 +1017,22 @@
           <w:sz w:val="22"/>
           <w:u w:val="single"/>
         </w:rPr>
-        <w:t xml:space="preserve"> a viernes </w:t>
+        <w:t>Implementación de redes de área amplia y servicios distribuidos</w:t>
+      </w:r>
+      <w:r>
+        <w:rPr>
+          <w:rFonts w:ascii="Arial" w:hAnsi="Arial"/>
+          <w:sz w:val="22"/>
+        </w:rPr>
+        <w:t xml:space="preserve">   </w:t>
+      </w:r>
+      <w:r>
+        <w:rPr>
+          <w:rFonts w:ascii="Arial" w:hAnsi="Arial"/>
+          <w:b/>
+          <w:sz w:val="22"/>
+        </w:rPr>
+        <w:t xml:space="preserve">Clave:  </w:t>
       </w:r>
       <w:r>
         <w:rPr>
@@ -834,7 +1040,7 @@
           <w:sz w:val="22"/>
           <w:u w:val="single"/>
         </w:rPr>
-        <w:t>(</w:t>
+        <w:t>TC 3003B.</w:t>
       </w:r>
       <w:r>
         <w:rPr>
@@ -842,7 +1048,7 @@
           <w:sz w:val="22"/>
           <w:u w:val="single"/>
         </w:rPr>
-        <w:t>12:00 a 1</w:t>
+        <w:t>3</w:t>
       </w:r>
       <w:r>
         <w:rPr>
@@ -850,7 +1056,22 @@
           <w:sz w:val="22"/>
           <w:u w:val="single"/>
         </w:rPr>
-        <w:t xml:space="preserve">:00 p.m.) </w:t>
+        <w:t>01</w:t>
+      </w:r>
+      <w:r>
+        <w:rPr>
+          <w:rFonts w:ascii="Arial" w:hAnsi="Arial"/>
+          <w:sz w:val="22"/>
+        </w:rPr>
+        <w:t xml:space="preserve"> </w:t>
+      </w:r>
+      <w:r>
+        <w:rPr>
+          <w:rFonts w:ascii="Arial" w:hAnsi="Arial"/>
+          <w:b/>
+          <w:sz w:val="22"/>
+        </w:rPr>
+        <w:t xml:space="preserve">Profesora:  </w:t>
       </w:r>
       <w:r>
         <w:rPr>
@@ -858,15 +1079,31 @@
           <w:sz w:val="22"/>
           <w:u w:val="single"/>
         </w:rPr>
-        <w:t xml:space="preserve">| </w:t>
-      </w:r>
-      <w:r>
-        <w:rPr>
-          <w:rFonts w:ascii="Arial" w:hAnsi="Arial"/>
+        <w:t>Lizethe Pérez Fuertes</w:t>
+      </w:r>
+      <w:r>
+        <w:rPr>
+          <w:rFonts w:ascii="Arial" w:hAnsi="Arial"/>
+          <w:sz w:val="22"/>
+        </w:rPr>
+        <w:t xml:space="preserve">   </w:t>
+      </w:r>
+      <w:r>
+        <w:rPr>
+          <w:rFonts w:ascii="Arial" w:hAnsi="Arial"/>
+          <w:b/>
+          <w:sz w:val="22"/>
+        </w:rPr>
+        <w:t xml:space="preserve">Correo Electrónico:  </w:t>
+      </w:r>
+      <w:r>
+        <w:rPr>
+          <w:rFonts w:ascii="Arial" w:hAnsi="Arial"/>
+          <w:bCs/>
           <w:sz w:val="22"/>
           <w:u w:val="single"/>
         </w:rPr>
-        <w:t xml:space="preserve">Martes </w:t>
+        <w:t>lp</w:t>
       </w:r>
       <w:r>
         <w:rPr>
@@ -874,7 +1111,39 @@
           <w:sz w:val="22"/>
           <w:u w:val="single"/>
         </w:rPr>
-        <w:t xml:space="preserve">y </w:t>
+        <w:t>erezf@tec.mx</w:t>
+      </w:r>
+      <w:r>
+        <w:rPr>
+          <w:rFonts w:ascii="Arial" w:hAnsi="Arial"/>
+          <w:sz w:val="22"/>
+        </w:rPr>
+        <w:t xml:space="preserve">  </w:t>
+      </w:r>
+      <w:r>
+        <w:rPr>
+          <w:rFonts w:ascii="Arial" w:hAnsi="Arial"/>
+          <w:b/>
+          <w:bCs/>
+          <w:sz w:val="22"/>
+        </w:rPr>
+        <w:t>Salón:</w:t>
+      </w:r>
+      <w:r>
+        <w:rPr>
+          <w:rFonts w:ascii="Arial" w:hAnsi="Arial"/>
+          <w:b/>
+          <w:bCs/>
+          <w:sz w:val="22"/>
+        </w:rPr>
+        <w:t xml:space="preserve"> </w:t>
+      </w:r>
+      <w:r>
+        <w:rPr>
+          <w:rFonts w:ascii="Arial" w:hAnsi="Arial"/>
+          <w:sz w:val="22"/>
+        </w:rPr>
+        <w:t xml:space="preserve"> </w:t>
       </w:r>
       <w:r>
         <w:rPr>
@@ -882,7 +1151,44 @@
           <w:sz w:val="22"/>
           <w:u w:val="single"/>
         </w:rPr>
-        <w:t xml:space="preserve">jueves </w:t>
+        <w:t>2002</w:t>
+      </w:r>
+      <w:r>
+        <w:rPr>
+          <w:rFonts w:ascii="Arial" w:hAnsi="Arial"/>
+          <w:sz w:val="22"/>
+        </w:rPr>
+        <w:t xml:space="preserve"> </w:t>
+      </w:r>
+    </w:p>
+    <w:p>
+      <w:pPr>
+        <w:tabs>
+          <w:tab w:val="left" w:pos="5954"/>
+          <w:tab w:val="left" w:pos="6237"/>
+          <w:tab w:val="right" w:pos="9639"/>
+        </w:tabs>
+        <w:spacing w:line="360" w:lineRule="auto"/>
+        <w:rPr>
+          <w:rFonts w:ascii="Arial" w:hAnsi="Arial"/>
+          <w:sz w:val="22"/>
+        </w:rPr>
+      </w:pPr>
+      <w:r>
+        <w:rPr>
+          <w:rFonts w:ascii="Arial" w:hAnsi="Arial"/>
+          <w:b/>
+          <w:sz w:val="22"/>
+        </w:rPr>
+        <w:t xml:space="preserve">Horario: </w:t>
+      </w:r>
+      <w:r>
+        <w:rPr>
+          <w:rFonts w:ascii="Arial" w:hAnsi="Arial"/>
+          <w:b/>
+          <w:sz w:val="22"/>
+        </w:rPr>
+        <w:t xml:space="preserve"> </w:t>
       </w:r>
       <w:r>
         <w:rPr>
@@ -890,35 +1196,152 @@
           <w:sz w:val="22"/>
           <w:u w:val="single"/>
         </w:rPr>
-        <w:t>(</w:t>
-      </w:r>
-      <w:r>
-        <w:rPr>
-          <w:rFonts w:ascii="Arial" w:hAnsi="Arial"/>
-          <w:sz w:val="22"/>
+        <w:t>Lunes a jueves (3:00 a 8:00 p.m.) | Viernes (3:00 a 7:00 p.m.)</w:t>
+      </w:r>
+    </w:p>
+    <w:p>
+      <w:pPr>
+        <w:tabs>
+          <w:tab w:val="left" w:pos="2552"/>
+          <w:tab w:val="left" w:pos="5245"/>
+          <w:tab w:val="left" w:pos="5670"/>
+          <w:tab w:val="left" w:pos="6379"/>
+          <w:tab w:val="right" w:pos="9639"/>
+        </w:tabs>
+        <w:spacing w:line="360" w:lineRule="auto"/>
+        <w:jc w:val="both"/>
+        <w:rPr>
+          <w:rFonts w:ascii="Arial" w:hAnsi="Arial"/>
+          <w:snapToGrid w:val="0"/>
+          <w:sz w:val="22"/>
+          <w:szCs w:val="22"/>
           <w:u w:val="single"/>
-        </w:rPr>
-        <w:t>3:30 a 4:30 p.m.</w:t>
-      </w:r>
-      <w:bookmarkEnd w:id="1"/>
-      <w:r>
-        <w:rPr>
-          <w:rFonts w:ascii="Arial" w:hAnsi="Arial"/>
-          <w:sz w:val="22"/>
+          <w:lang w:eastAsia="es-ES"/>
+        </w:rPr>
+      </w:pPr>
+      <w:r>
+        <w:rPr>
+          <w:rFonts w:ascii="Arial" w:hAnsi="Arial"/>
+          <w:b/>
+          <w:sz w:val="22"/>
+        </w:rPr>
+        <w:t>Asesoría</w:t>
+      </w:r>
+      <w:r>
+        <w:rPr>
+          <w:rFonts w:ascii="Arial" w:hAnsi="Arial"/>
+          <w:b/>
+          <w:sz w:val="22"/>
+        </w:rPr>
+        <w:t>s</w:t>
+      </w:r>
+      <w:r>
+        <w:rPr>
+          <w:rFonts w:ascii="Arial" w:hAnsi="Arial"/>
+          <w:b/>
+          <w:sz w:val="22"/>
+        </w:rPr>
+        <w:t>:</w:t>
+      </w:r>
+      <w:bookmarkStart w:id="2" w:name="_Hlk63423390"/>
+      <w:r>
+        <w:rPr>
+          <w:rFonts w:ascii="Arial" w:hAnsi="Arial"/>
+          <w:snapToGrid w:val="0"/>
+          <w:sz w:val="22"/>
+          <w:szCs w:val="22"/>
+          <w:lang w:eastAsia="es-ES"/>
+        </w:rPr>
+        <w:t xml:space="preserve"> </w:t>
+      </w:r>
+      <w:r>
+        <w:rPr>
+          <w:rFonts w:ascii="Arial" w:hAnsi="Arial"/>
+          <w:snapToGrid w:val="0"/>
+          <w:sz w:val="22"/>
+          <w:szCs w:val="22"/>
+          <w:lang w:eastAsia="es-ES"/>
+        </w:rPr>
+        <w:t xml:space="preserve"> </w:t>
+      </w:r>
+      <w:r>
+        <w:rPr>
+          <w:rFonts w:ascii="Arial" w:hAnsi="Arial"/>
+          <w:snapToGrid w:val="0"/>
+          <w:sz w:val="22"/>
+          <w:szCs w:val="22"/>
           <w:u w:val="single"/>
-        </w:rPr>
-        <w:t>)</w:t>
-      </w:r>
-      <w:r>
-        <w:rPr>
-          <w:rFonts w:ascii="Arial" w:hAnsi="Arial"/>
-          <w:sz w:val="22"/>
+          <w:lang w:eastAsia="es-ES"/>
+        </w:rPr>
+        <w:t>Martes y jueves (3:</w:t>
+      </w:r>
+      <w:r>
+        <w:rPr>
+          <w:rFonts w:ascii="Arial" w:hAnsi="Arial"/>
+          <w:snapToGrid w:val="0"/>
+          <w:sz w:val="22"/>
+          <w:szCs w:val="22"/>
           <w:u w:val="single"/>
-        </w:rPr>
-        <w:t xml:space="preserve"> </w:t>
-      </w:r>
-    </w:p>
-    <w:bookmarkEnd w:id="0"/>
+          <w:lang w:eastAsia="es-ES"/>
+        </w:rPr>
+        <w:t>3</w:t>
+      </w:r>
+      <w:r>
+        <w:rPr>
+          <w:rFonts w:ascii="Arial" w:hAnsi="Arial"/>
+          <w:snapToGrid w:val="0"/>
+          <w:sz w:val="22"/>
+          <w:szCs w:val="22"/>
+          <w:u w:val="single"/>
+          <w:lang w:eastAsia="es-ES"/>
+        </w:rPr>
+        <w:t>0 a 4:</w:t>
+      </w:r>
+      <w:r>
+        <w:rPr>
+          <w:rFonts w:ascii="Arial" w:hAnsi="Arial"/>
+          <w:snapToGrid w:val="0"/>
+          <w:sz w:val="22"/>
+          <w:szCs w:val="22"/>
+          <w:u w:val="single"/>
+          <w:lang w:eastAsia="es-ES"/>
+        </w:rPr>
+        <w:t>3</w:t>
+      </w:r>
+      <w:r>
+        <w:rPr>
+          <w:rFonts w:ascii="Arial" w:hAnsi="Arial"/>
+          <w:snapToGrid w:val="0"/>
+          <w:sz w:val="22"/>
+          <w:szCs w:val="22"/>
+          <w:u w:val="single"/>
+          <w:lang w:eastAsia="es-ES"/>
+        </w:rPr>
+        <w:t xml:space="preserve">0 p.m.) | </w:t>
+      </w:r>
+      <w:r>
+        <w:rPr>
+          <w:rFonts w:ascii="Arial" w:hAnsi="Arial"/>
+          <w:snapToGrid w:val="0"/>
+          <w:sz w:val="22"/>
+          <w:szCs w:val="22"/>
+          <w:u w:val="single"/>
+          <w:lang w:eastAsia="es-ES"/>
+        </w:rPr>
+        <w:t xml:space="preserve">Lunes a </w:t>
+      </w:r>
+      <w:r>
+        <w:rPr>
+          <w:rFonts w:ascii="Arial" w:hAnsi="Arial"/>
+          <w:snapToGrid w:val="0"/>
+          <w:sz w:val="22"/>
+          <w:szCs w:val="22"/>
+          <w:u w:val="single"/>
+          <w:lang w:eastAsia="es-ES"/>
+        </w:rPr>
+        <w:t>viernes (12:00 a 1:00 p.m.)</w:t>
+      </w:r>
+    </w:p>
     <w:p>
       <w:pPr>
         <w:pStyle w:val="Prrafodelista"/>
@@ -1030,11 +1453,12 @@
         </w:rPr>
         <w:t>Disponibilidad en otros horarios por acuerdo previo, según la conveniencia del estudiante.</w:t>
       </w:r>
+      <w:bookmarkEnd w:id="2"/>
     </w:p>
     <w:p>
       <w:pPr>
         <w:pStyle w:val="Textoindependiente"/>
-        <w:spacing w:before="0" w:line="240" w:lineRule="auto"/>
+        <w:spacing w:line="240" w:lineRule="auto"/>
         <w:rPr>
           <w:b/>
           <w:sz w:val="16"/>
@@ -1049,9 +1473,9 @@
     </w:p>
     <w:p>
       <w:pPr>
-        <w:pStyle w:val="Textoindependiente"/>
-        <w:spacing w:line="240" w:lineRule="auto"/>
-        <w:rPr>
+        <w:spacing w:before="40"/>
+        <w:rPr>
+          <w:rFonts w:ascii="Arial" w:hAnsi="Arial"/>
           <w:b/>
           <w:sz w:val="22"/>
           <w14:shadow w14:blurRad="50800" w14:dist="38100" w14:dir="2700000" w14:sx="100000" w14:sy="100000" w14:kx="0" w14:ky="0" w14:algn="tl">
@@ -1061,8 +1485,10 @@
           </w14:shadow>
         </w:rPr>
       </w:pPr>
-      <w:r>
-        <w:rPr>
+      <w:bookmarkStart w:id="3" w:name="_Hlk535227133"/>
+      <w:r>
+        <w:rPr>
+          <w:rFonts w:ascii="Arial" w:hAnsi="Arial"/>
           <w:b/>
           <w:sz w:val="22"/>
           <w14:shadow w14:blurRad="50800" w14:dist="38100" w14:dir="2700000" w14:sx="100000" w14:sy="100000" w14:kx="0" w14:ky="0" w14:algn="tl">
@@ -1071,10 +1497,11 @@
             </w14:srgbClr>
           </w14:shadow>
         </w:rPr>
-        <w:t>FECHA DE E</w:t>
-      </w:r>
-      <w:r>
-        <w:rPr>
+        <w:t xml:space="preserve">EVALUACIÓN DEL </w:t>
+      </w:r>
+      <w:r>
+        <w:rPr>
+          <w:rFonts w:ascii="Arial" w:hAnsi="Arial"/>
           <w:b/>
           <w:sz w:val="22"/>
           <w14:shadow w14:blurRad="50800" w14:dist="38100" w14:dir="2700000" w14:sx="100000" w14:sy="100000" w14:kx="0" w14:ky="0" w14:algn="tl">
@@ -1083,207 +1510,7 @@
             </w14:srgbClr>
           </w14:shadow>
         </w:rPr>
-        <w:t>XAMEN INTEGRADOR</w:t>
-      </w:r>
-      <w:r>
-        <w:rPr>
-          <w:b/>
-          <w:sz w:val="22"/>
-          <w14:shadow w14:blurRad="50800" w14:dist="38100" w14:dir="2700000" w14:sx="100000" w14:sy="100000" w14:kx="0" w14:ky="0" w14:algn="tl">
-            <w14:srgbClr w14:val="000000">
-              <w14:alpha w14:val="60000"/>
-            </w14:srgbClr>
-          </w14:shadow>
-        </w:rPr>
-        <w:t xml:space="preserve"> </w:t>
-      </w:r>
-    </w:p>
-    <w:p>
-      <w:pPr>
-        <w:pStyle w:val="Textoindependiente"/>
-        <w:spacing w:before="240" w:line="360" w:lineRule="auto"/>
-        <w:rPr>
-          <w:sz w:val="22"/>
-        </w:rPr>
-      </w:pPr>
-      <w:r>
-        <w:rPr>
-          <w:sz w:val="22"/>
-        </w:rPr>
-        <w:t>Examen integrador</w:t>
-      </w:r>
-      <w:r>
-        <w:rPr>
-          <w:sz w:val="22"/>
-        </w:rPr>
-        <w:t xml:space="preserve">: </w:t>
-      </w:r>
-      <w:r>
-        <w:rPr>
-          <w:b/>
-          <w:sz w:val="22"/>
-          <w:u w:val="single"/>
-        </w:rPr>
-        <w:t xml:space="preserve">Viernes </w:t>
-      </w:r>
-      <w:r>
-        <w:rPr>
-          <w:b/>
-          <w:sz w:val="22"/>
-          <w:u w:val="single"/>
-        </w:rPr>
-        <w:t>5</w:t>
-      </w:r>
-      <w:r>
-        <w:rPr>
-          <w:b/>
-          <w:sz w:val="22"/>
-          <w:u w:val="single"/>
-        </w:rPr>
-        <w:t xml:space="preserve"> y </w:t>
-      </w:r>
-      <w:r>
-        <w:rPr>
-          <w:b/>
-          <w:sz w:val="22"/>
-          <w:u w:val="single"/>
-        </w:rPr>
-        <w:t>l</w:t>
-      </w:r>
-      <w:r>
-        <w:rPr>
-          <w:b/>
-          <w:sz w:val="22"/>
-          <w:u w:val="single"/>
-        </w:rPr>
-        <w:t xml:space="preserve">unes </w:t>
-      </w:r>
-      <w:r>
-        <w:rPr>
-          <w:b/>
-          <w:sz w:val="22"/>
-          <w:u w:val="single"/>
-        </w:rPr>
-        <w:t>8</w:t>
-      </w:r>
-      <w:r>
-        <w:rPr>
-          <w:b/>
-          <w:sz w:val="22"/>
-          <w:u w:val="single"/>
-        </w:rPr>
-        <w:t xml:space="preserve"> de </w:t>
-      </w:r>
-      <w:r>
-        <w:rPr>
-          <w:b/>
-          <w:sz w:val="22"/>
-          <w:u w:val="single"/>
-        </w:rPr>
-        <w:t>junio</w:t>
-      </w:r>
-    </w:p>
-    <w:p>
-      <w:pPr>
-        <w:pStyle w:val="Textoindependiente"/>
-        <w:spacing w:before="60" w:line="360" w:lineRule="auto"/>
-        <w:rPr>
-          <w:sz w:val="22"/>
-        </w:rPr>
-      </w:pPr>
-      <w:r>
-        <w:rPr>
-          <w:sz w:val="22"/>
-        </w:rPr>
-        <w:t>El examen podrá</w:t>
-      </w:r>
-      <w:r>
-        <w:rPr>
-          <w:sz w:val="22"/>
-        </w:rPr>
-        <w:t xml:space="preserve"> ser presentado solamente en la</w:t>
-      </w:r>
-      <w:r>
-        <w:rPr>
-          <w:sz w:val="22"/>
-        </w:rPr>
-        <w:t>s</w:t>
-      </w:r>
-      <w:r>
-        <w:rPr>
-          <w:sz w:val="22"/>
-        </w:rPr>
-        <w:t xml:space="preserve"> fecha</w:t>
-      </w:r>
-      <w:r>
-        <w:rPr>
-          <w:sz w:val="22"/>
-        </w:rPr>
-        <w:t>s</w:t>
-      </w:r>
-      <w:r>
-        <w:rPr>
-          <w:sz w:val="22"/>
-        </w:rPr>
-        <w:t xml:space="preserve"> estipulada</w:t>
-      </w:r>
-      <w:r>
-        <w:rPr>
-          <w:sz w:val="22"/>
-        </w:rPr>
-        <w:t>s</w:t>
-      </w:r>
-      <w:r>
-        <w:rPr>
-          <w:sz w:val="22"/>
-        </w:rPr>
-        <w:t xml:space="preserve">. </w:t>
-      </w:r>
-    </w:p>
-    <w:p>
-      <w:pPr>
-        <w:spacing w:before="40"/>
-        <w:rPr>
-          <w:rFonts w:ascii="Arial" w:hAnsi="Arial"/>
-          <w:b/>
-          <w:sz w:val="16"/>
-          <w:szCs w:val="16"/>
-          <w:lang w:val="es-ES"/>
-          <w14:shadow w14:blurRad="50800" w14:dist="38100" w14:dir="2700000" w14:sx="100000" w14:sy="100000" w14:kx="0" w14:ky="0" w14:algn="tl">
-            <w14:srgbClr w14:val="000000">
-              <w14:alpha w14:val="60000"/>
-            </w14:srgbClr>
-          </w14:shadow>
-        </w:rPr>
-      </w:pPr>
-    </w:p>
-    <w:p>
-      <w:pPr>
-        <w:spacing w:before="40"/>
-        <w:rPr>
-          <w:rFonts w:ascii="Arial" w:hAnsi="Arial"/>
-          <w:b/>
-          <w:sz w:val="22"/>
-          <w14:shadow w14:blurRad="50800" w14:dist="38100" w14:dir="2700000" w14:sx="100000" w14:sy="100000" w14:kx="0" w14:ky="0" w14:algn="tl">
-            <w14:srgbClr w14:val="000000">
-              <w14:alpha w14:val="60000"/>
-            </w14:srgbClr>
-          </w14:shadow>
-        </w:rPr>
-      </w:pPr>
-      <w:bookmarkStart w:id="2" w:name="_Hlk535227133"/>
-      <w:r>
-        <w:rPr>
-          <w:rFonts w:ascii="Arial" w:hAnsi="Arial"/>
-          <w:b/>
-          <w:sz w:val="22"/>
-          <w14:shadow w14:blurRad="50800" w14:dist="38100" w14:dir="2700000" w14:sx="100000" w14:sy="100000" w14:kx="0" w14:ky="0" w14:algn="tl">
-            <w14:srgbClr w14:val="000000">
-              <w14:alpha w14:val="60000"/>
-            </w14:srgbClr>
-          </w14:shadow>
-        </w:rPr>
-        <w:t>EVALUACIÓN DEL CURSO</w:t>
+        <w:t>ACTIVIDADES DE APRENDIZAJE</w:t>
       </w:r>
     </w:p>
     <w:p>
@@ -1322,7 +1549,15 @@
           <w:sz w:val="22"/>
           <w:szCs w:val="22"/>
         </w:rPr>
-        <w:t>15</w:t>
+        <w:t>1</w:t>
+      </w:r>
+      <w:r>
+        <w:rPr>
+          <w:rFonts w:ascii="Arial" w:hAnsi="Arial"/>
+          <w:sz w:val="22"/>
+          <w:szCs w:val="22"/>
+        </w:rPr>
+        <w:t>6</w:t>
       </w:r>
       <w:r>
         <w:rPr>
@@ -1426,81 +1661,84 @@
           <w:sz w:val="22"/>
           <w:szCs w:val="22"/>
         </w:rPr>
-        <w:t>20%   Examen integrador (Módulo 4)</w:t>
-      </w:r>
+        <w:t>19</w:t>
+      </w:r>
+      <w:r>
+        <w:rPr>
+          <w:rFonts w:ascii="Arial" w:hAnsi="Arial"/>
+          <w:sz w:val="22"/>
+          <w:szCs w:val="22"/>
+        </w:rPr>
+        <w:t>%   Examen integrador (Módulo 4)</w:t>
+      </w:r>
+    </w:p>
+    <w:p>
+      <w:pPr>
+        <w:tabs>
+          <w:tab w:val="left" w:pos="1134"/>
+          <w:tab w:val="left" w:pos="3402"/>
+          <w:tab w:val="left" w:pos="5529"/>
+          <w:tab w:val="right" w:pos="8789"/>
+        </w:tabs>
+        <w:spacing w:line="360" w:lineRule="auto"/>
+        <w:rPr>
+          <w:rFonts w:ascii="Arial" w:hAnsi="Arial"/>
+          <w:sz w:val="22"/>
+          <w:szCs w:val="22"/>
+        </w:rPr>
+      </w:pPr>
+      <w:r>
+        <w:rPr>
+          <w:rFonts w:ascii="Arial" w:hAnsi="Arial"/>
+          <w:sz w:val="22"/>
+          <w:szCs w:val="22"/>
+        </w:rPr>
+        <w:t>20%   Examen oral argumentativo</w:t>
+      </w:r>
+    </w:p>
+    <w:p>
+      <w:pPr>
+        <w:tabs>
+          <w:tab w:val="left" w:pos="1134"/>
+          <w:tab w:val="left" w:pos="3402"/>
+          <w:tab w:val="left" w:pos="5529"/>
+          <w:tab w:val="right" w:pos="8789"/>
+        </w:tabs>
+        <w:spacing w:line="360" w:lineRule="auto"/>
+        <w:rPr>
+          <w:rFonts w:ascii="Arial" w:hAnsi="Arial"/>
+          <w:sz w:val="22"/>
+          <w:szCs w:val="22"/>
+        </w:rPr>
+      </w:pPr>
+      <w:r>
+        <w:rPr>
+          <w:rFonts w:ascii="Arial" w:hAnsi="Arial"/>
+          <w:sz w:val="22"/>
+          <w:szCs w:val="22"/>
+        </w:rPr>
+        <w:t>*Actividades: Laboratorios, tareas, retos y exámenes rápidos.</w:t>
+      </w:r>
+    </w:p>
+    <w:p>
+      <w:pPr>
+        <w:tabs>
+          <w:tab w:val="left" w:pos="1134"/>
+          <w:tab w:val="left" w:pos="3402"/>
+          <w:tab w:val="left" w:pos="5529"/>
+          <w:tab w:val="right" w:pos="8789"/>
+        </w:tabs>
+        <w:spacing w:line="360" w:lineRule="auto"/>
+        <w:rPr>
+          <w:rFonts w:ascii="Arial" w:hAnsi="Arial"/>
+          <w:sz w:val="22"/>
+          <w:szCs w:val="22"/>
+        </w:rPr>
+      </w:pPr>
     </w:p>
     <w:p>
       <w:pPr>
         <w:spacing w:before="40"/>
-        <w:rPr>
-          <w:rFonts w:ascii="Arial" w:hAnsi="Arial"/>
-          <w:sz w:val="22"/>
-          <w:szCs w:val="22"/>
-        </w:rPr>
-      </w:pPr>
-      <w:r>
-        <w:rPr>
-          <w:rFonts w:ascii="Arial" w:hAnsi="Arial"/>
-          <w:sz w:val="22"/>
-          <w:szCs w:val="22"/>
-        </w:rPr>
-        <w:t xml:space="preserve">*Actividades: </w:t>
-      </w:r>
-      <w:r>
-        <w:rPr>
-          <w:rFonts w:ascii="Arial" w:hAnsi="Arial"/>
-          <w:sz w:val="22"/>
-          <w:szCs w:val="22"/>
-        </w:rPr>
-        <w:t>Laboratorios, t</w:t>
-      </w:r>
-      <w:r>
-        <w:rPr>
-          <w:rFonts w:ascii="Arial" w:hAnsi="Arial"/>
-          <w:sz w:val="22"/>
-          <w:szCs w:val="22"/>
-        </w:rPr>
-        <w:t>areas</w:t>
-      </w:r>
-      <w:r>
-        <w:rPr>
-          <w:rFonts w:ascii="Arial" w:hAnsi="Arial"/>
-          <w:sz w:val="22"/>
-          <w:szCs w:val="22"/>
-        </w:rPr>
-        <w:t>, retos</w:t>
-      </w:r>
-      <w:r>
-        <w:rPr>
-          <w:rFonts w:ascii="Arial" w:hAnsi="Arial"/>
-          <w:sz w:val="22"/>
-          <w:szCs w:val="22"/>
-        </w:rPr>
-        <w:t xml:space="preserve"> y</w:t>
-      </w:r>
-      <w:r>
-        <w:rPr>
-          <w:rFonts w:ascii="Arial" w:hAnsi="Arial"/>
-          <w:sz w:val="22"/>
-          <w:szCs w:val="22"/>
-        </w:rPr>
-        <w:t xml:space="preserve"> exámenes rápidos.</w:t>
-      </w:r>
-    </w:p>
-    <w:p>
-      <w:pPr>
-        <w:spacing w:before="40"/>
-        <w:rPr>
-          <w:rFonts w:ascii="Arial" w:hAnsi="Arial"/>
-          <w:sz w:val="24"/>
-          <w:szCs w:val="24"/>
-        </w:rPr>
-      </w:pPr>
-    </w:p>
-    <w:bookmarkEnd w:id="2"/>
-    <w:p>
-      <w:pPr>
-        <w:spacing w:after="120" w:line="300" w:lineRule="exact"/>
         <w:rPr>
           <w:rFonts w:ascii="Arial" w:hAnsi="Arial"/>
           <w:b/>
@@ -1523,43 +1761,9 @@
             </w14:srgbClr>
           </w14:shadow>
         </w:rPr>
-        <w:t>CALIFICACIONES:</w:t>
-      </w:r>
-    </w:p>
-    <w:p>
-      <w:pPr>
-        <w:pStyle w:val="Textoindependiente"/>
-        <w:spacing w:before="0" w:line="360" w:lineRule="auto"/>
-        <w:rPr>
-          <w:sz w:val="22"/>
-        </w:rPr>
-      </w:pPr>
-      <w:r>
-        <w:rPr>
-          <w:sz w:val="22"/>
-        </w:rPr>
-        <w:t>Las calificaciones parciales y final se expresan en escala de diez a cien.</w:t>
-      </w:r>
-    </w:p>
-    <w:p>
-      <w:pPr>
-        <w:pStyle w:val="Textoindependiente"/>
-        <w:spacing w:before="0" w:line="360" w:lineRule="auto"/>
-        <w:rPr>
-          <w:sz w:val="22"/>
-        </w:rPr>
-      </w:pPr>
-      <w:r>
-        <w:rPr>
-          <w:sz w:val="22"/>
-        </w:rPr>
-        <w:t>La calificación mínima aprobatoria es 70 (SETENTA).</w:t>
-      </w:r>
-    </w:p>
-    <w:p>
-      <w:pPr>
-        <w:ind w:right="261"/>
-        <w:jc w:val="both"/>
+        <w:t>EVALUACIÓN DE</w:t>
+      </w:r>
+      <w:r>
         <w:rPr>
           <w:rFonts w:ascii="Arial" w:hAnsi="Arial"/>
           <w:b/>
@@ -1570,15 +1774,159 @@
             </w14:srgbClr>
           </w14:shadow>
         </w:rPr>
-      </w:pPr>
-    </w:p>
-    <w:p>
-      <w:pPr>
-        <w:spacing w:after="120" w:line="300" w:lineRule="exact"/>
-        <w:ind w:right="261"/>
-        <w:jc w:val="both"/>
-        <w:rPr>
-          <w:rFonts w:ascii="Arial" w:hAnsi="Arial"/>
+        <w:t xml:space="preserve"> COMPETENCIAS</w:t>
+      </w:r>
+    </w:p>
+    <w:p>
+      <w:pPr>
+        <w:tabs>
+          <w:tab w:val="left" w:pos="1134"/>
+          <w:tab w:val="left" w:pos="3402"/>
+          <w:tab w:val="left" w:pos="5529"/>
+          <w:tab w:val="right" w:pos="8789"/>
+        </w:tabs>
+        <w:spacing w:line="360" w:lineRule="auto"/>
+        <w:rPr>
+          <w:rFonts w:ascii="Arial" w:hAnsi="Arial"/>
+          <w:sz w:val="22"/>
+          <w:szCs w:val="22"/>
+        </w:rPr>
+      </w:pPr>
+    </w:p>
+    <w:p>
+      <w:pPr>
+        <w:tabs>
+          <w:tab w:val="left" w:pos="1134"/>
+          <w:tab w:val="left" w:pos="3402"/>
+          <w:tab w:val="left" w:pos="5529"/>
+          <w:tab w:val="right" w:pos="8789"/>
+        </w:tabs>
+        <w:spacing w:line="360" w:lineRule="auto"/>
+        <w:rPr>
+          <w:rFonts w:ascii="Arial" w:hAnsi="Arial"/>
+          <w:sz w:val="22"/>
+          <w:szCs w:val="22"/>
+        </w:rPr>
+      </w:pPr>
+      <w:r>
+        <w:rPr>
+          <w:rFonts w:ascii="Arial" w:hAnsi="Arial"/>
+          <w:sz w:val="22"/>
+          <w:szCs w:val="22"/>
+        </w:rPr>
+        <w:t>30%   Reto</w:t>
+      </w:r>
+    </w:p>
+    <w:p>
+      <w:pPr>
+        <w:pStyle w:val="Prrafodelista"/>
+        <w:numPr>
+          <w:ilvl w:val="0"/>
+          <w:numId w:val="27"/>
+        </w:numPr>
+        <w:tabs>
+          <w:tab w:val="left" w:pos="1134"/>
+          <w:tab w:val="left" w:pos="3402"/>
+          <w:tab w:val="left" w:pos="5529"/>
+          <w:tab w:val="right" w:pos="8789"/>
+        </w:tabs>
+        <w:spacing w:line="360" w:lineRule="auto"/>
+        <w:rPr>
+          <w:rFonts w:ascii="Arial" w:hAnsi="Arial"/>
+        </w:rPr>
+      </w:pPr>
+      <w:r>
+        <w:rPr>
+          <w:rFonts w:ascii="Arial" w:hAnsi="Arial"/>
+        </w:rPr>
+        <w:t>Fase 1: Bosquejo de red (10%)</w:t>
+      </w:r>
+    </w:p>
+    <w:p>
+      <w:pPr>
+        <w:pStyle w:val="Prrafodelista"/>
+        <w:numPr>
+          <w:ilvl w:val="0"/>
+          <w:numId w:val="27"/>
+        </w:numPr>
+        <w:tabs>
+          <w:tab w:val="left" w:pos="1134"/>
+          <w:tab w:val="left" w:pos="3402"/>
+          <w:tab w:val="left" w:pos="5529"/>
+          <w:tab w:val="right" w:pos="8789"/>
+        </w:tabs>
+        <w:spacing w:line="360" w:lineRule="auto"/>
+        <w:rPr>
+          <w:rFonts w:ascii="Arial" w:hAnsi="Arial"/>
+        </w:rPr>
+      </w:pPr>
+      <w:r>
+        <w:rPr>
+          <w:rFonts w:ascii="Arial" w:hAnsi="Arial"/>
+        </w:rPr>
+        <w:t>Fase 2: Diseño físico, presupuesto y diseño lógico de la red (30%)</w:t>
+      </w:r>
+    </w:p>
+    <w:p>
+      <w:pPr>
+        <w:pStyle w:val="Prrafodelista"/>
+        <w:numPr>
+          <w:ilvl w:val="0"/>
+          <w:numId w:val="27"/>
+        </w:numPr>
+        <w:tabs>
+          <w:tab w:val="left" w:pos="1134"/>
+          <w:tab w:val="left" w:pos="3402"/>
+          <w:tab w:val="left" w:pos="5529"/>
+          <w:tab w:val="right" w:pos="8789"/>
+        </w:tabs>
+        <w:spacing w:line="360" w:lineRule="auto"/>
+        <w:rPr>
+          <w:rFonts w:ascii="Arial" w:hAnsi="Arial"/>
+        </w:rPr>
+      </w:pPr>
+      <w:r>
+        <w:rPr>
+          <w:rFonts w:ascii="Arial" w:hAnsi="Arial"/>
+        </w:rPr>
+        <w:t>Fase 3: Implementación (40%)</w:t>
+      </w:r>
+    </w:p>
+    <w:p>
+      <w:pPr>
+        <w:pStyle w:val="Prrafodelista"/>
+        <w:numPr>
+          <w:ilvl w:val="0"/>
+          <w:numId w:val="27"/>
+        </w:numPr>
+        <w:tabs>
+          <w:tab w:val="left" w:pos="1134"/>
+          <w:tab w:val="left" w:pos="3402"/>
+          <w:tab w:val="left" w:pos="5529"/>
+          <w:tab w:val="right" w:pos="8789"/>
+        </w:tabs>
+        <w:spacing w:line="360" w:lineRule="auto"/>
+        <w:rPr>
+          <w:rFonts w:ascii="Arial" w:hAnsi="Arial"/>
+        </w:rPr>
+      </w:pPr>
+      <w:r>
+        <w:rPr>
+          <w:rFonts w:ascii="Arial" w:hAnsi="Arial"/>
+        </w:rPr>
+        <w:t xml:space="preserve">Fase 4: Reporte final y PoC (20%) </w:t>
+      </w:r>
+    </w:p>
+    <w:p>
+      <w:pPr>
+        <w:tabs>
+          <w:tab w:val="left" w:pos="1134"/>
+          <w:tab w:val="left" w:pos="3402"/>
+          <w:tab w:val="left" w:pos="5529"/>
+          <w:tab w:val="right" w:pos="8789"/>
+        </w:tabs>
+        <w:spacing w:line="360" w:lineRule="auto"/>
+        <w:rPr>
           <w:b/>
           <w:sz w:val="22"/>
           <w14:shadow w14:blurRad="50800" w14:dist="38100" w14:dir="2700000" w14:sx="100000" w14:sy="100000" w14:kx="0" w14:ky="0" w14:algn="tl">
@@ -1591,6 +1939,101 @@
       <w:r>
         <w:rPr>
           <w:rFonts w:ascii="Arial" w:hAnsi="Arial"/>
+          <w:sz w:val="22"/>
+          <w:szCs w:val="22"/>
+        </w:rPr>
+        <w:t>20%   Exame</w:t>
+      </w:r>
+      <w:r>
+        <w:rPr>
+          <w:rFonts w:ascii="Arial" w:hAnsi="Arial"/>
+          <w:sz w:val="22"/>
+          <w:szCs w:val="22"/>
+        </w:rPr>
+        <w:t>n oral argumentativo</w:t>
+      </w:r>
+    </w:p>
+    <w:p>
+      <w:pPr>
+        <w:numPr>
+          <w:ilvl w:val="0"/>
+          <w:numId w:val="28"/>
+        </w:numPr>
+        <w:spacing w:line="360" w:lineRule="auto"/>
+        <w:rPr>
+          <w:rFonts w:ascii="Arial" w:hAnsi="Arial"/>
+          <w:sz w:val="22"/>
+          <w:lang w:val="es-MX"/>
+        </w:rPr>
+      </w:pPr>
+      <w:r>
+        <w:rPr>
+          <w:rFonts w:ascii="Arial" w:hAnsi="Arial"/>
+          <w:b/>
+          <w:bCs/>
+          <w:sz w:val="22"/>
+          <w:lang w:val="es-MX"/>
+        </w:rPr>
+        <w:t>Fecha:</w:t>
+      </w:r>
+      <w:r>
+        <w:rPr>
+          <w:rFonts w:ascii="Arial" w:hAnsi="Arial"/>
+          <w:sz w:val="22"/>
+          <w:lang w:val="es-MX"/>
+        </w:rPr>
+        <w:t xml:space="preserve"> Viernes 12 de junio</w:t>
+      </w:r>
+    </w:p>
+    <w:p>
+      <w:pPr>
+        <w:numPr>
+          <w:ilvl w:val="0"/>
+          <w:numId w:val="28"/>
+        </w:numPr>
+        <w:spacing w:line="360" w:lineRule="auto"/>
+        <w:rPr>
+          <w:rFonts w:ascii="Arial" w:hAnsi="Arial"/>
+          <w:sz w:val="22"/>
+          <w:lang w:val="es-MX"/>
+        </w:rPr>
+      </w:pPr>
+      <w:r>
+        <w:rPr>
+          <w:rFonts w:ascii="Arial" w:hAnsi="Arial"/>
+          <w:b/>
+          <w:bCs/>
+          <w:sz w:val="22"/>
+          <w:lang w:val="es-MX"/>
+        </w:rPr>
+        <w:t>Hora:</w:t>
+      </w:r>
+      <w:r>
+        <w:rPr>
+          <w:rFonts w:ascii="Arial" w:hAnsi="Arial"/>
+          <w:sz w:val="22"/>
+          <w:lang w:val="es-MX"/>
+        </w:rPr>
+        <w:t xml:space="preserve"> 9:00 a.m.</w:t>
+      </w:r>
+    </w:p>
+    <w:p>
+      <w:pPr>
+        <w:spacing w:before="40"/>
+        <w:rPr>
+          <w:rFonts w:ascii="Arial" w:hAnsi="Arial"/>
+          <w:sz w:val="24"/>
+          <w:szCs w:val="24"/>
+          <w:lang w:val="es-MX"/>
+        </w:rPr>
+      </w:pPr>
+    </w:p>
+    <w:bookmarkEnd w:id="3"/>
+    <w:p>
+      <w:pPr>
+        <w:spacing w:after="120" w:line="300" w:lineRule="exact"/>
+        <w:rPr>
+          <w:rFonts w:ascii="Arial" w:hAnsi="Arial"/>
           <w:b/>
           <w:sz w:val="22"/>
           <w14:shadow w14:blurRad="50800" w14:dist="38100" w14:dir="2700000" w14:sx="100000" w14:sy="100000" w14:kx="0" w14:ky="0" w14:algn="tl">
@@ -1599,57 +2042,8 @@
             </w14:srgbClr>
           </w14:shadow>
         </w:rPr>
-        <w:t>TAREAS</w:t>
-      </w:r>
-    </w:p>
-    <w:p>
-      <w:pPr>
-        <w:pStyle w:val="Textoindependiente"/>
-        <w:spacing w:before="0" w:line="360" w:lineRule="auto"/>
-        <w:rPr>
-          <w:sz w:val="22"/>
-        </w:rPr>
-      </w:pPr>
-      <w:r>
-        <w:rPr>
-          <w:sz w:val="22"/>
-        </w:rPr>
-        <w:t>Toda tarea tendrá su fecha y horario de entrega que es inamovible. Vencido el término de entrega no se recibirán tareas.</w:t>
-      </w:r>
-    </w:p>
-    <w:p>
-      <w:pPr>
-        <w:pStyle w:val="Textoindependiente"/>
-        <w:spacing w:before="0" w:line="360" w:lineRule="auto"/>
-        <w:rPr>
-          <w:sz w:val="22"/>
-        </w:rPr>
-      </w:pPr>
-      <w:r>
-        <w:rPr>
-          <w:sz w:val="22"/>
-        </w:rPr>
-        <w:t>Todas las tareas son individuales</w:t>
-      </w:r>
-      <w:r>
-        <w:rPr>
-          <w:sz w:val="22"/>
-        </w:rPr>
-        <w:t>.</w:t>
-      </w:r>
-    </w:p>
-    <w:p>
-      <w:pPr>
-        <w:pStyle w:val="Textoindependiente"/>
-        <w:spacing w:before="0" w:line="360" w:lineRule="auto"/>
-        <w:rPr>
-          <w:sz w:val="22"/>
-        </w:rPr>
-      </w:pPr>
-    </w:p>
-    <w:p>
-      <w:pPr>
-        <w:spacing w:line="300" w:lineRule="exact"/>
+      </w:pPr>
+      <w:r>
         <w:rPr>
           <w:rFonts w:ascii="Arial" w:hAnsi="Arial"/>
           <w:b/>
@@ -1660,9 +2054,44 @@
             </w14:srgbClr>
           </w14:shadow>
         </w:rPr>
-      </w:pPr>
-      <w:bookmarkStart w:id="3" w:name="_Hlk535230168"/>
-      <w:r>
+        <w:lastRenderedPageBreak/>
+        <w:t>CALIFICACIONES:</w:t>
+      </w:r>
+    </w:p>
+    <w:p>
+      <w:pPr>
+        <w:pStyle w:val="Textoindependiente"/>
+        <w:spacing w:before="0" w:line="360" w:lineRule="auto"/>
+        <w:rPr>
+          <w:sz w:val="22"/>
+        </w:rPr>
+      </w:pPr>
+      <w:r>
+        <w:rPr>
+          <w:sz w:val="22"/>
+        </w:rPr>
+        <w:t>Las calificaciones parciales y final se expresan en escala de diez a cien.</w:t>
+      </w:r>
+    </w:p>
+    <w:p>
+      <w:pPr>
+        <w:pStyle w:val="Textoindependiente"/>
+        <w:spacing w:before="0" w:line="360" w:lineRule="auto"/>
+        <w:rPr>
+          <w:sz w:val="22"/>
+        </w:rPr>
+      </w:pPr>
+      <w:r>
+        <w:rPr>
+          <w:sz w:val="22"/>
+        </w:rPr>
+        <w:t>La calificación mínima aprobatoria es 70 (SETENTA).</w:t>
+      </w:r>
+    </w:p>
+    <w:p>
+      <w:pPr>
+        <w:ind w:right="261"/>
+        <w:jc w:val="both"/>
         <w:rPr>
           <w:rFonts w:ascii="Arial" w:hAnsi="Arial"/>
           <w:b/>
@@ -1673,27 +2102,10 @@
             </w14:srgbClr>
           </w14:shadow>
         </w:rPr>
-        <w:t>ASISTENCIA A CLASES</w:t>
-      </w:r>
-    </w:p>
-    <w:p>
-      <w:pPr>
-        <w:pStyle w:val="Textoindependiente"/>
-        <w:spacing w:line="320" w:lineRule="exact"/>
-        <w:rPr>
-          <w:sz w:val="22"/>
-        </w:rPr>
-      </w:pPr>
-      <w:r>
-        <w:rPr>
-          <w:sz w:val="22"/>
-        </w:rPr>
-        <w:t xml:space="preserve">La clase inicia 5 minutos después del horario establecido.  El profesor pasará lista según lo indica el Reglamento Académico. </w:t>
-      </w:r>
-    </w:p>
-    <w:p>
-      <w:pPr>
-        <w:spacing w:after="120" w:line="320" w:lineRule="exact"/>
+      </w:pPr>
+    </w:p>
+    <w:p>
+      <w:pPr>
         <w:ind w:right="261"/>
         <w:jc w:val="both"/>
         <w:rPr>
@@ -1707,11 +2119,9 @@
           </w14:shadow>
         </w:rPr>
       </w:pPr>
-      <w:bookmarkStart w:id="4" w:name="_Hlk534991296"/>
-    </w:p>
-    <w:p>
-      <w:pPr>
-        <w:spacing w:after="120" w:line="320" w:lineRule="exact"/>
+    </w:p>
+    <w:p>
+      <w:pPr>
         <w:ind w:right="261"/>
         <w:jc w:val="both"/>
         <w:rPr>
@@ -1728,7 +2138,6 @@
     </w:p>
     <w:p>
       <w:pPr>
-        <w:spacing w:after="120" w:line="320" w:lineRule="exact"/>
         <w:ind w:right="261"/>
         <w:jc w:val="both"/>
         <w:rPr>
@@ -1745,7 +2154,7 @@
     </w:p>
     <w:p>
       <w:pPr>
-        <w:spacing w:line="320" w:lineRule="exact"/>
+        <w:spacing w:after="120" w:line="300" w:lineRule="exact"/>
         <w:ind w:right="261"/>
         <w:jc w:val="both"/>
         <w:rPr>
@@ -1759,12 +2168,7 @@
           </w14:shadow>
         </w:rPr>
       </w:pPr>
-    </w:p>
-    <w:p>
-      <w:pPr>
-        <w:spacing w:line="320" w:lineRule="exact"/>
-        <w:ind w:right="261"/>
-        <w:jc w:val="both"/>
+      <w:r>
         <w:rPr>
           <w:rFonts w:ascii="Arial" w:hAnsi="Arial"/>
           <w:b/>
@@ -1775,13 +2179,57 @@
             </w14:srgbClr>
           </w14:shadow>
         </w:rPr>
-      </w:pPr>
-    </w:p>
-    <w:p>
-      <w:pPr>
-        <w:spacing w:before="360" w:after="120" w:line="320" w:lineRule="exact"/>
-        <w:ind w:right="261"/>
-        <w:jc w:val="both"/>
+        <w:t>TAREAS</w:t>
+      </w:r>
+    </w:p>
+    <w:p>
+      <w:pPr>
+        <w:pStyle w:val="Textoindependiente"/>
+        <w:spacing w:before="0" w:line="360" w:lineRule="auto"/>
+        <w:rPr>
+          <w:sz w:val="22"/>
+        </w:rPr>
+      </w:pPr>
+      <w:r>
+        <w:rPr>
+          <w:sz w:val="22"/>
+        </w:rPr>
+        <w:t>Toda tarea tendrá su fecha y horario de entrega que es inamovible. Vencido el término de entrega no se recibirán tareas.</w:t>
+      </w:r>
+    </w:p>
+    <w:p>
+      <w:pPr>
+        <w:pStyle w:val="Textoindependiente"/>
+        <w:spacing w:before="0" w:line="360" w:lineRule="auto"/>
+        <w:rPr>
+          <w:sz w:val="22"/>
+        </w:rPr>
+      </w:pPr>
+      <w:r>
+        <w:rPr>
+          <w:sz w:val="22"/>
+        </w:rPr>
+        <w:t>Todas las tareas son individuales</w:t>
+      </w:r>
+      <w:r>
+        <w:rPr>
+          <w:sz w:val="22"/>
+        </w:rPr>
+        <w:t>.</w:t>
+      </w:r>
+    </w:p>
+    <w:p>
+      <w:pPr>
+        <w:pStyle w:val="Textoindependiente"/>
+        <w:spacing w:before="0" w:line="360" w:lineRule="auto"/>
+        <w:rPr>
+          <w:sz w:val="22"/>
+        </w:rPr>
+      </w:pPr>
+    </w:p>
+    <w:p>
+      <w:pPr>
+        <w:spacing w:line="300" w:lineRule="exact"/>
         <w:rPr>
           <w:rFonts w:ascii="Arial" w:hAnsi="Arial"/>
           <w:b/>
@@ -1793,12 +2241,8 @@
           </w14:shadow>
         </w:rPr>
       </w:pPr>
-    </w:p>
-    <w:p>
-      <w:pPr>
-        <w:spacing w:before="680" w:after="120" w:line="320" w:lineRule="exact"/>
-        <w:ind w:right="261"/>
-        <w:jc w:val="both"/>
+      <w:bookmarkStart w:id="4" w:name="_Hlk535230168"/>
+      <w:r>
         <w:rPr>
           <w:rFonts w:ascii="Arial" w:hAnsi="Arial"/>
           <w:b/>
@@ -1809,10 +2253,44 @@
             </w14:srgbClr>
           </w14:shadow>
         </w:rPr>
-      </w:pPr>
-      <w:r>
-        <w:rPr>
-          <w:rFonts w:ascii="Arial" w:hAnsi="Arial"/>
+        <w:t>ASISTENCIA A CLASES</w:t>
+      </w:r>
+    </w:p>
+    <w:p>
+      <w:pPr>
+        <w:pStyle w:val="Textoindependiente"/>
+        <w:spacing w:line="320" w:lineRule="exact"/>
+        <w:rPr>
+          <w:sz w:val="22"/>
+        </w:rPr>
+      </w:pPr>
+      <w:r>
+        <w:rPr>
+          <w:sz w:val="22"/>
+        </w:rPr>
+        <w:t xml:space="preserve">La clase inicia 5 minutos después del horario establecido.  El profesor pasará lista según lo indica el Reglamento Académico. </w:t>
+      </w:r>
+      <w:bookmarkStart w:id="5" w:name="_Hlk534991296"/>
+    </w:p>
+    <w:p>
+      <w:pPr>
+        <w:pStyle w:val="Textoindependiente"/>
+        <w:spacing w:line="320" w:lineRule="exact"/>
+        <w:rPr>
+          <w:sz w:val="22"/>
+        </w:rPr>
+      </w:pPr>
+    </w:p>
+    <w:p>
+      <w:pPr>
+        <w:pStyle w:val="Textoindependiente"/>
+        <w:spacing w:line="320" w:lineRule="exact"/>
+        <w:rPr>
+          <w:sz w:val="22"/>
+        </w:rPr>
+      </w:pPr>
+      <w:r>
+        <w:rPr>
           <w:b/>
           <w:sz w:val="22"/>
           <w14:shadow w14:blurRad="50800" w14:dist="38100" w14:dir="2700000" w14:sx="100000" w14:sy="100000" w14:kx="0" w14:ky="0" w14:algn="tl">
@@ -1825,7 +2303,6 @@
       </w:r>
       <w:r>
         <w:rPr>
-          <w:rFonts w:ascii="Arial" w:hAnsi="Arial"/>
           <w:b/>
           <w:sz w:val="22"/>
           <w14:shadow w14:blurRad="50800" w14:dist="38100" w14:dir="2700000" w14:sx="100000" w14:sy="100000" w14:kx="0" w14:ky="0" w14:algn="tl">
@@ -1838,7 +2315,6 @@
       </w:r>
       <w:r>
         <w:rPr>
-          <w:rFonts w:ascii="Arial" w:hAnsi="Arial"/>
           <w:b/>
           <w:sz w:val="22"/>
           <w14:shadow w14:blurRad="50800" w14:dist="38100" w14:dir="2700000" w14:sx="100000" w14:sy="100000" w14:kx="0" w14:ky="0" w14:algn="tl">
@@ -1922,7 +2398,7 @@
             </w14:srgbClr>
           </w14:shadow>
         </w:rPr>
-        <w:t xml:space="preserve">DE MÓDULO </w:t>
+        <w:t>DE MÓDULO</w:t>
       </w:r>
       <w:r>
         <w:rPr>
@@ -1935,42 +2411,9 @@
             </w14:srgbClr>
           </w14:shadow>
         </w:rPr>
-        <w:t>E INTEGRADOR</w:t>
-      </w:r>
-    </w:p>
-    <w:p>
-      <w:pPr>
-        <w:pStyle w:val="Textoindependiente"/>
-        <w:spacing w:before="0" w:line="300" w:lineRule="exact"/>
-        <w:rPr>
-          <w:sz w:val="22"/>
-        </w:rPr>
-      </w:pPr>
-      <w:bookmarkStart w:id="5" w:name="_Hlk535227831"/>
-      <w:r>
-        <w:rPr>
-          <w:sz w:val="22"/>
-        </w:rPr>
-        <w:t>Los exámenes podrán ser presentados solamente en la fecha estipulada</w:t>
-      </w:r>
-      <w:r>
-        <w:rPr>
-          <w:sz w:val="22"/>
-        </w:rPr>
-        <w:t xml:space="preserve"> y de forma presencial en el salón de clases</w:t>
-      </w:r>
-      <w:r>
-        <w:rPr>
-          <w:sz w:val="22"/>
-        </w:rPr>
-        <w:t>.</w:t>
-      </w:r>
-    </w:p>
-    <w:p>
-      <w:pPr>
-        <w:spacing w:before="120" w:line="320" w:lineRule="exact"/>
-        <w:ind w:right="261"/>
-        <w:jc w:val="both"/>
+        <w:t>,</w:t>
+      </w:r>
+      <w:r>
         <w:rPr>
           <w:rFonts w:ascii="Arial" w:hAnsi="Arial"/>
           <w:b/>
@@ -1981,16 +2424,9 @@
             </w14:srgbClr>
           </w14:shadow>
         </w:rPr>
-      </w:pPr>
-      <w:bookmarkStart w:id="6" w:name="_Hlk146117582"/>
-    </w:p>
-    <w:bookmarkEnd w:id="4"/>
-    <w:bookmarkEnd w:id="5"/>
-    <w:p>
-      <w:pPr>
-        <w:spacing w:after="120" w:line="320" w:lineRule="exact"/>
-        <w:ind w:right="261"/>
-        <w:jc w:val="both"/>
+        <w:t xml:space="preserve"> INTEGRADOR</w:t>
+      </w:r>
+      <w:r>
         <w:rPr>
           <w:rFonts w:ascii="Arial" w:hAnsi="Arial"/>
           <w:b/>
@@ -2001,8 +2437,42 @@
             </w14:srgbClr>
           </w14:shadow>
         </w:rPr>
-      </w:pPr>
-      <w:r>
+        <w:t xml:space="preserve"> Y ORAL ARGUMENTATIVO</w:t>
+      </w:r>
+    </w:p>
+    <w:p>
+      <w:pPr>
+        <w:pStyle w:val="Textoindependiente"/>
+        <w:spacing w:before="0" w:line="300" w:lineRule="exact"/>
+        <w:rPr>
+          <w:sz w:val="22"/>
+        </w:rPr>
+      </w:pPr>
+      <w:bookmarkStart w:id="6" w:name="_Hlk535227831"/>
+      <w:r>
+        <w:rPr>
+          <w:sz w:val="22"/>
+        </w:rPr>
+        <w:t>Los exámenes podrán ser presentados solamente en la fecha estipulada</w:t>
+      </w:r>
+      <w:r>
+        <w:rPr>
+          <w:sz w:val="22"/>
+        </w:rPr>
+        <w:t xml:space="preserve"> y de forma presencial en el salón de clases</w:t>
+      </w:r>
+      <w:r>
+        <w:rPr>
+          <w:sz w:val="22"/>
+        </w:rPr>
+        <w:t>.</w:t>
+      </w:r>
+    </w:p>
+    <w:p>
+      <w:pPr>
+        <w:spacing w:before="120" w:line="320" w:lineRule="exact"/>
+        <w:ind w:right="261"/>
+        <w:jc w:val="both"/>
         <w:rPr>
           <w:rFonts w:ascii="Arial" w:hAnsi="Arial"/>
           <w:b/>
@@ -2013,6 +2483,38 @@
             </w14:srgbClr>
           </w14:shadow>
         </w:rPr>
+      </w:pPr>
+      <w:bookmarkStart w:id="7" w:name="_Hlk146117582"/>
+    </w:p>
+    <w:bookmarkEnd w:id="5"/>
+    <w:bookmarkEnd w:id="6"/>
+    <w:p>
+      <w:pPr>
+        <w:spacing w:after="120" w:line="320" w:lineRule="exact"/>
+        <w:ind w:right="261"/>
+        <w:jc w:val="both"/>
+        <w:rPr>
+          <w:rFonts w:ascii="Arial" w:hAnsi="Arial"/>
+          <w:b/>
+          <w:sz w:val="22"/>
+          <w14:shadow w14:blurRad="50800" w14:dist="38100" w14:dir="2700000" w14:sx="100000" w14:sy="100000" w14:kx="0" w14:ky="0" w14:algn="tl">
+            <w14:srgbClr w14:val="000000">
+              <w14:alpha w14:val="60000"/>
+            </w14:srgbClr>
+          </w14:shadow>
+        </w:rPr>
+      </w:pPr>
+      <w:r>
+        <w:rPr>
+          <w:rFonts w:ascii="Arial" w:hAnsi="Arial"/>
+          <w:b/>
+          <w:sz w:val="22"/>
+          <w14:shadow w14:blurRad="50800" w14:dist="38100" w14:dir="2700000" w14:sx="100000" w14:sy="100000" w14:kx="0" w14:ky="0" w14:algn="tl">
+            <w14:srgbClr w14:val="000000">
+              <w14:alpha w14:val="60000"/>
+            </w14:srgbClr>
+          </w14:shadow>
+        </w:rPr>
         <w:t>USO DE EQUIPOS DE CÓMPUTO PERSONALES</w:t>
       </w:r>
     </w:p>
@@ -2035,7 +2537,7 @@
         <w:t xml:space="preserve">Es indispensable llevar al salón de clases un equipo de cómputo y su cargador con el fin de que el alumno pueda realizar las actividades de clase. </w:t>
       </w:r>
     </w:p>
-    <w:bookmarkEnd w:id="6"/>
+    <w:bookmarkEnd w:id="7"/>
     <w:p>
       <w:pPr>
         <w:spacing w:before="120" w:line="320" w:lineRule="exact"/>
@@ -2338,7 +2840,7 @@
         <w:t xml:space="preserve"> las políticas y reglamentos del Instituto.</w:t>
       </w:r>
     </w:p>
-    <w:bookmarkEnd w:id="3"/>
+    <w:bookmarkEnd w:id="4"/>
     <w:p>
       <w:pPr>
         <w:spacing w:before="120" w:line="320" w:lineRule="exact"/>
@@ -2489,55 +2991,6 @@
         </w:rPr>
         <w:t>.</w:t>
       </w:r>
-    </w:p>
-    <w:p>
-      <w:pPr>
-        <w:rPr>
-          <w:sz w:val="22"/>
-        </w:rPr>
-      </w:pPr>
-    </w:p>
-    <w:p>
-      <w:pPr>
-        <w:rPr>
-          <w:sz w:val="22"/>
-        </w:rPr>
-      </w:pPr>
-    </w:p>
-    <w:p>
-      <w:pPr>
-        <w:rPr>
-          <w:sz w:val="22"/>
-        </w:rPr>
-      </w:pPr>
-    </w:p>
-    <w:p>
-      <w:pPr>
-        <w:rPr>
-          <w:sz w:val="22"/>
-        </w:rPr>
-      </w:pPr>
-    </w:p>
-    <w:p>
-      <w:pPr>
-        <w:rPr>
-          <w:sz w:val="22"/>
-        </w:rPr>
-      </w:pPr>
-    </w:p>
-    <w:p>
-      <w:pPr>
-        <w:rPr>
-          <w:sz w:val="22"/>
-        </w:rPr>
-      </w:pPr>
-    </w:p>
-    <w:p>
-      <w:pPr>
-        <w:rPr>
-          <w:sz w:val="22"/>
-        </w:rPr>
-      </w:pPr>
     </w:p>
     <w:p>
       <w:pPr>
@@ -3337,7 +3790,14 @@
         <w:rPr>
           <w:rFonts w:ascii="Arial" w:hAnsi="Arial" w:cs="Arial"/>
         </w:rPr>
-        <w:t>de Integridad Académica de Campus. Para ello, debe describir la situación,</w:t>
+        <w:t xml:space="preserve">de Integridad Académica de Campus. Para </w:t>
+      </w:r>
+      <w:r>
+        <w:rPr>
+          <w:rFonts w:ascii="Arial" w:hAnsi="Arial" w:cs="Arial"/>
+        </w:rPr>
+        <w:lastRenderedPageBreak/>
+        <w:t>ello, debe describir la situación,</w:t>
       </w:r>
       <w:r>
         <w:rPr>
@@ -3797,6 +4257,7 @@
           <w:sz w:val="22"/>
           <w:szCs w:val="22"/>
         </w:rPr>
+        <w:lastRenderedPageBreak/>
         <w:t>Solo las faltas, cuya consecuencia haya sido la aplicación de una suspensión temporal o baja definitiva de la Institución podrán ser apeladas. Cualquier apelación deberá presentarse por escrito ante el Comité de Integridad Académica de Campus, a más tardar, cinco días hábiles del calendario escolar, contados a partir de la fecha en que el Comité notifica la consecuencia al estudiante. El Comité de Integridad Académica del Campus enviará la apelación al Comité de Integridad Académica Nacional, el cual emitirá la resolución final en un plazo máximo de diez días hábiles del calendario escolar, contados a partir de la recepción de la apelación. La resolución del Comité de Integridad Académica Nacional será definitiva e inapelable.</w:t>
       </w:r>
     </w:p>
@@ -3951,8 +4412,8 @@
       </w:r>
     </w:p>
     <w:sectPr>
-      <w:headerReference w:type="even" r:id="rId8"/>
-      <w:headerReference w:type="default" r:id="rId9"/>
+      <w:headerReference w:type="even" r:id="rId9"/>
+      <w:headerReference w:type="default" r:id="rId10"/>
       <w:pgSz w:w="12242" w:h="15842" w:code="1"/>
       <w:pgMar w:top="0" w:right="1134" w:bottom="426" w:left="1418" w:header="720" w:footer="720" w:gutter="0"/>
       <w:cols w:space="720"/>
@@ -4515,6 +4976,155 @@
     </w:lvl>
   </w:abstractNum>
   <w:abstractNum w:abstractNumId="5" w15:restartNumberingAfterBreak="0">
+    <w:nsid w:val="18687B8E"/>
+    <w:multiLevelType w:val="multilevel"/>
+    <w:tmpl w:val="B07AD732"/>
+    <w:lvl w:ilvl="0">
+      <w:start w:val="1"/>
+      <w:numFmt w:val="bullet"/>
+      <w:lvlText w:val=""/>
+      <w:lvlJc w:val="left"/>
+      <w:pPr>
+        <w:tabs>
+          <w:tab w:val="num" w:pos="720"/>
+        </w:tabs>
+        <w:ind w:left="720" w:hanging="360"/>
+      </w:pPr>
+      <w:rPr>
+        <w:rFonts w:ascii="Symbol" w:hAnsi="Symbol" w:hint="default"/>
+        <w:sz w:val="20"/>
+      </w:rPr>
+    </w:lvl>
+    <w:lvl w:ilvl="1" w:tentative="1">
+      <w:start w:val="1"/>
+      <w:numFmt w:val="bullet"/>
+      <w:lvlText w:val="o"/>
+      <w:lvlJc w:val="left"/>
+      <w:pPr>
+        <w:tabs>
+          <w:tab w:val="num" w:pos="1440"/>
+        </w:tabs>
+        <w:ind w:left="1440" w:hanging="360"/>
+      </w:pPr>
+      <w:rPr>
+        <w:rFonts w:ascii="Courier New" w:hAnsi="Courier New" w:hint="default"/>
+        <w:sz w:val="20"/>
+      </w:rPr>
+    </w:lvl>
+    <w:lvl w:ilvl="2" w:tentative="1">
+      <w:start w:val="1"/>
+      <w:numFmt w:val="bullet"/>
+      <w:lvlText w:val=""/>
+      <w:lvlJc w:val="left"/>
+      <w:pPr>
+        <w:tabs>
+          <w:tab w:val="num" w:pos="2160"/>
+        </w:tabs>
+        <w:ind w:left="2160" w:hanging="360"/>
+      </w:pPr>
+      <w:rPr>
+        <w:rFonts w:ascii="Wingdings" w:hAnsi="Wingdings" w:hint="default"/>
+        <w:sz w:val="20"/>
+      </w:rPr>
+    </w:lvl>
+    <w:lvl w:ilvl="3" w:tentative="1">
+      <w:start w:val="1"/>
+      <w:numFmt w:val="bullet"/>
+      <w:lvlText w:val=""/>
+      <w:lvlJc w:val="left"/>
+      <w:pPr>
+        <w:tabs>
+          <w:tab w:val="num" w:pos="2880"/>
+        </w:tabs>
+        <w:ind w:left="2880" w:hanging="360"/>
+      </w:pPr>
+      <w:rPr>
+        <w:rFonts w:ascii="Wingdings" w:hAnsi="Wingdings" w:hint="default"/>
+        <w:sz w:val="20"/>
+      </w:rPr>
+    </w:lvl>
+    <w:lvl w:ilvl="4" w:tentative="1">
+      <w:start w:val="1"/>
+      <w:numFmt w:val="bullet"/>
+      <w:lvlText w:val=""/>
+      <w:lvlJc w:val="left"/>
+      <w:pPr>
+        <w:tabs>
+          <w:tab w:val="num" w:pos="3600"/>
+        </w:tabs>
+        <w:ind w:left="3600" w:hanging="360"/>
+      </w:pPr>
+      <w:rPr>
+        <w:rFonts w:ascii="Wingdings" w:hAnsi="Wingdings" w:hint="default"/>
+        <w:sz w:val="20"/>
+      </w:rPr>
+    </w:lvl>
+    <w:lvl w:ilvl="5" w:tentative="1">
+      <w:start w:val="1"/>
+      <w:numFmt w:val="bullet"/>
+      <w:lvlText w:val=""/>
+      <w:lvlJc w:val="left"/>
+      <w:pPr>
+        <w:tabs>
+          <w:tab w:val="num" w:pos="4320"/>
+        </w:tabs>
+        <w:ind w:left="4320" w:hanging="360"/>
+      </w:pPr>
+      <w:rPr>
+        <w:rFonts w:ascii="Wingdings" w:hAnsi="Wingdings" w:hint="default"/>
+        <w:sz w:val="20"/>
+      </w:rPr>
+    </w:lvl>
+    <w:lvl w:ilvl="6" w:tentative="1">
+      <w:start w:val="1"/>
+      <w:numFmt w:val="bullet"/>
+      <w:lvlText w:val=""/>
+      <w:lvlJc w:val="left"/>
+      <w:pPr>
+        <w:tabs>
+          <w:tab w:val="num" w:pos="5040"/>
+        </w:tabs>
+        <w:ind w:left="5040" w:hanging="360"/>
+      </w:pPr>
+      <w:rPr>
+        <w:rFonts w:ascii="Wingdings" w:hAnsi="Wingdings" w:hint="default"/>
+        <w:sz w:val="20"/>
+      </w:rPr>
+    </w:lvl>
+    <w:lvl w:ilvl="7" w:tentative="1">
+      <w:start w:val="1"/>
+      <w:numFmt w:val="bullet"/>
+      <w:lvlText w:val=""/>
+      <w:lvlJc w:val="left"/>
+      <w:pPr>
+        <w:tabs>
+          <w:tab w:val="num" w:pos="5760"/>
+        </w:tabs>
+        <w:ind w:left="5760" w:hanging="360"/>
+      </w:pPr>
+      <w:rPr>
+        <w:rFonts w:ascii="Wingdings" w:hAnsi="Wingdings" w:hint="default"/>
+        <w:sz w:val="20"/>
+      </w:rPr>
+    </w:lvl>
+    <w:lvl w:ilvl="8" w:tentative="1">
+      <w:start w:val="1"/>
+      <w:numFmt w:val="bullet"/>
+      <w:lvlText w:val=""/>
+      <w:lvlJc w:val="left"/>
+      <w:pPr>
+        <w:tabs>
+          <w:tab w:val="num" w:pos="6480"/>
+        </w:tabs>
+        <w:ind w:left="6480" w:hanging="360"/>
+      </w:pPr>
+      <w:rPr>
+        <w:rFonts w:ascii="Wingdings" w:hAnsi="Wingdings" w:hint="default"/>
+        <w:sz w:val="20"/>
+      </w:rPr>
+    </w:lvl>
+  </w:abstractNum>
+  <w:abstractNum w:abstractNumId="6" w15:restartNumberingAfterBreak="0">
     <w:nsid w:val="1D921B2A"/>
     <w:multiLevelType w:val="hybridMultilevel"/>
     <w:tmpl w:val="56DEFC9E"/>
@@ -4603,7 +5213,7 @@
       </w:pPr>
     </w:lvl>
   </w:abstractNum>
-  <w:abstractNum w:abstractNumId="6" w15:restartNumberingAfterBreak="0">
+  <w:abstractNum w:abstractNumId="7" w15:restartNumberingAfterBreak="0">
     <w:nsid w:val="20157423"/>
     <w:multiLevelType w:val="hybridMultilevel"/>
     <w:tmpl w:val="0FEE9F96"/>
@@ -4692,7 +5302,7 @@
       </w:pPr>
     </w:lvl>
   </w:abstractNum>
-  <w:abstractNum w:abstractNumId="7" w15:restartNumberingAfterBreak="0">
+  <w:abstractNum w:abstractNumId="8" w15:restartNumberingAfterBreak="0">
     <w:nsid w:val="215A3D70"/>
     <w:multiLevelType w:val="hybridMultilevel"/>
     <w:tmpl w:val="75F80E60"/>
@@ -4805,7 +5415,7 @@
       </w:rPr>
     </w:lvl>
   </w:abstractNum>
-  <w:abstractNum w:abstractNumId="8" w15:restartNumberingAfterBreak="0">
+  <w:abstractNum w:abstractNumId="9" w15:restartNumberingAfterBreak="0">
     <w:nsid w:val="21F90499"/>
     <w:multiLevelType w:val="hybridMultilevel"/>
     <w:tmpl w:val="18A006EC"/>
@@ -4918,7 +5528,7 @@
       </w:rPr>
     </w:lvl>
   </w:abstractNum>
-  <w:abstractNum w:abstractNumId="9" w15:restartNumberingAfterBreak="0">
+  <w:abstractNum w:abstractNumId="10" w15:restartNumberingAfterBreak="0">
     <w:nsid w:val="29902A33"/>
     <w:multiLevelType w:val="hybridMultilevel"/>
     <w:tmpl w:val="59940DA2"/>
@@ -5058,7 +5668,7 @@
       </w:rPr>
     </w:lvl>
   </w:abstractNum>
-  <w:abstractNum w:abstractNumId="10" w15:restartNumberingAfterBreak="0">
+  <w:abstractNum w:abstractNumId="11" w15:restartNumberingAfterBreak="0">
     <w:nsid w:val="29E87502"/>
     <w:multiLevelType w:val="hybridMultilevel"/>
     <w:tmpl w:val="22E2A080"/>
@@ -5144,7 +5754,7 @@
       </w:pPr>
     </w:lvl>
   </w:abstractNum>
-  <w:abstractNum w:abstractNumId="11" w15:restartNumberingAfterBreak="0">
+  <w:abstractNum w:abstractNumId="12" w15:restartNumberingAfterBreak="0">
     <w:nsid w:val="2A7D3D82"/>
     <w:multiLevelType w:val="hybridMultilevel"/>
     <w:tmpl w:val="1D8AB7C6"/>
@@ -5284,7 +5894,7 @@
       </w:rPr>
     </w:lvl>
   </w:abstractNum>
-  <w:abstractNum w:abstractNumId="12" w15:restartNumberingAfterBreak="0">
+  <w:abstractNum w:abstractNumId="13" w15:restartNumberingAfterBreak="0">
     <w:nsid w:val="2FA3322B"/>
     <w:multiLevelType w:val="singleLevel"/>
     <w:tmpl w:val="0C0A0001"/>
@@ -5304,7 +5914,7 @@
       </w:rPr>
     </w:lvl>
   </w:abstractNum>
-  <w:abstractNum w:abstractNumId="13" w15:restartNumberingAfterBreak="0">
+  <w:abstractNum w:abstractNumId="14" w15:restartNumberingAfterBreak="0">
     <w:nsid w:val="30CC3FF2"/>
     <w:multiLevelType w:val="hybridMultilevel"/>
     <w:tmpl w:val="D5DACAF8"/>
@@ -5417,7 +6027,7 @@
       </w:rPr>
     </w:lvl>
   </w:abstractNum>
-  <w:abstractNum w:abstractNumId="14" w15:restartNumberingAfterBreak="0">
+  <w:abstractNum w:abstractNumId="15" w15:restartNumberingAfterBreak="0">
     <w:nsid w:val="38166CAD"/>
     <w:multiLevelType w:val="hybridMultilevel"/>
     <w:tmpl w:val="D56E75F4"/>
@@ -5530,7 +6140,120 @@
       </w:rPr>
     </w:lvl>
   </w:abstractNum>
-  <w:abstractNum w:abstractNumId="15" w15:restartNumberingAfterBreak="0">
+  <w:abstractNum w:abstractNumId="16" w15:restartNumberingAfterBreak="0">
+    <w:nsid w:val="399836E3"/>
+    <w:multiLevelType w:val="hybridMultilevel"/>
+    <w:tmpl w:val="D02A83C8"/>
+    <w:lvl w:ilvl="0" w:tplc="080A0001">
+      <w:start w:val="1"/>
+      <w:numFmt w:val="bullet"/>
+      <w:lvlText w:val=""/>
+      <w:lvlJc w:val="left"/>
+      <w:pPr>
+        <w:ind w:left="720" w:hanging="360"/>
+      </w:pPr>
+      <w:rPr>
+        <w:rFonts w:ascii="Symbol" w:hAnsi="Symbol" w:hint="default"/>
+      </w:rPr>
+    </w:lvl>
+    <w:lvl w:ilvl="1" w:tplc="080A0003" w:tentative="1">
+      <w:start w:val="1"/>
+      <w:numFmt w:val="bullet"/>
+      <w:lvlText w:val="o"/>
+      <w:lvlJc w:val="left"/>
+      <w:pPr>
+        <w:ind w:left="1440" w:hanging="360"/>
+      </w:pPr>
+      <w:rPr>
+        <w:rFonts w:ascii="Courier New" w:hAnsi="Courier New" w:cs="Courier New" w:hint="default"/>
+      </w:rPr>
+    </w:lvl>
+    <w:lvl w:ilvl="2" w:tplc="080A0005" w:tentative="1">
+      <w:start w:val="1"/>
+      <w:numFmt w:val="bullet"/>
+      <w:lvlText w:val=""/>
+      <w:lvlJc w:val="left"/>
+      <w:pPr>
+        <w:ind w:left="2160" w:hanging="360"/>
+      </w:pPr>
+      <w:rPr>
+        <w:rFonts w:ascii="Wingdings" w:hAnsi="Wingdings" w:hint="default"/>
+      </w:rPr>
+    </w:lvl>
+    <w:lvl w:ilvl="3" w:tplc="080A0001" w:tentative="1">
+      <w:start w:val="1"/>
+      <w:numFmt w:val="bullet"/>
+      <w:lvlText w:val=""/>
+      <w:lvlJc w:val="left"/>
+      <w:pPr>
+        <w:ind w:left="2880" w:hanging="360"/>
+      </w:pPr>
+      <w:rPr>
+        <w:rFonts w:ascii="Symbol" w:hAnsi="Symbol" w:hint="default"/>
+      </w:rPr>
+    </w:lvl>
+    <w:lvl w:ilvl="4" w:tplc="080A0003" w:tentative="1">
+      <w:start w:val="1"/>
+      <w:numFmt w:val="bullet"/>
+      <w:lvlText w:val="o"/>
+      <w:lvlJc w:val="left"/>
+      <w:pPr>
+        <w:ind w:left="3600" w:hanging="360"/>
+      </w:pPr>
+      <w:rPr>
+        <w:rFonts w:ascii="Courier New" w:hAnsi="Courier New" w:cs="Courier New" w:hint="default"/>
+      </w:rPr>
+    </w:lvl>
+    <w:lvl w:ilvl="5" w:tplc="080A0005" w:tentative="1">
+      <w:start w:val="1"/>
+      <w:numFmt w:val="bullet"/>
+      <w:lvlText w:val=""/>
+      <w:lvlJc w:val="left"/>
+      <w:pPr>
+        <w:ind w:left="4320" w:hanging="360"/>
+      </w:pPr>
+      <w:rPr>
+        <w:rFonts w:ascii="Wingdings" w:hAnsi="Wingdings" w:hint="default"/>
+      </w:rPr>
+    </w:lvl>
+    <w:lvl w:ilvl="6" w:tplc="080A0001" w:tentative="1">
+      <w:start w:val="1"/>
+      <w:numFmt w:val="bullet"/>
+      <w:lvlText w:val=""/>
+      <w:lvlJc w:val="left"/>
+      <w:pPr>
+        <w:ind w:left="5040" w:hanging="360"/>
+      </w:pPr>
+      <w:rPr>
+        <w:rFonts w:ascii="Symbol" w:hAnsi="Symbol" w:hint="default"/>
+      </w:rPr>
+    </w:lvl>
+    <w:lvl w:ilvl="7" w:tplc="080A0003" w:tentative="1">
+      <w:start w:val="1"/>
+      <w:numFmt w:val="bullet"/>
+      <w:lvlText w:val="o"/>
+      <w:lvlJc w:val="left"/>
+      <w:pPr>
+        <w:ind w:left="5760" w:hanging="360"/>
+      </w:pPr>
+      <w:rPr>
+        <w:rFonts w:ascii="Courier New" w:hAnsi="Courier New" w:cs="Courier New" w:hint="default"/>
+      </w:rPr>
+    </w:lvl>
+    <w:lvl w:ilvl="8" w:tplc="080A0005" w:tentative="1">
+      <w:start w:val="1"/>
+      <w:numFmt w:val="bullet"/>
+      <w:lvlText w:val=""/>
+      <w:lvlJc w:val="left"/>
+      <w:pPr>
+        <w:ind w:left="6480" w:hanging="360"/>
+      </w:pPr>
+      <w:rPr>
+        <w:rFonts w:ascii="Wingdings" w:hAnsi="Wingdings" w:hint="default"/>
+      </w:rPr>
+    </w:lvl>
+  </w:abstractNum>
+  <w:abstractNum w:abstractNumId="17" w15:restartNumberingAfterBreak="0">
     <w:nsid w:val="440E1970"/>
     <w:multiLevelType w:val="hybridMultilevel"/>
     <w:tmpl w:val="279E5520"/>
@@ -5616,7 +6339,7 @@
       </w:pPr>
     </w:lvl>
   </w:abstractNum>
-  <w:abstractNum w:abstractNumId="16" w15:restartNumberingAfterBreak="0">
+  <w:abstractNum w:abstractNumId="18" w15:restartNumberingAfterBreak="0">
     <w:nsid w:val="44CF06C0"/>
     <w:multiLevelType w:val="hybridMultilevel"/>
     <w:tmpl w:val="24A2CD56"/>
@@ -5729,7 +6452,7 @@
       </w:rPr>
     </w:lvl>
   </w:abstractNum>
-  <w:abstractNum w:abstractNumId="17" w15:restartNumberingAfterBreak="0">
+  <w:abstractNum w:abstractNumId="19" w15:restartNumberingAfterBreak="0">
     <w:nsid w:val="45604632"/>
     <w:multiLevelType w:val="hybridMultilevel"/>
     <w:tmpl w:val="4D28519C"/>
@@ -5842,7 +6565,7 @@
       </w:rPr>
     </w:lvl>
   </w:abstractNum>
-  <w:abstractNum w:abstractNumId="18" w15:restartNumberingAfterBreak="0">
+  <w:abstractNum w:abstractNumId="20" w15:restartNumberingAfterBreak="0">
     <w:nsid w:val="55AC5E49"/>
     <w:multiLevelType w:val="hybridMultilevel"/>
     <w:tmpl w:val="C4F22FD0"/>
@@ -5955,7 +6678,7 @@
       </w:rPr>
     </w:lvl>
   </w:abstractNum>
-  <w:abstractNum w:abstractNumId="19" w15:restartNumberingAfterBreak="0">
+  <w:abstractNum w:abstractNumId="21" w15:restartNumberingAfterBreak="0">
     <w:nsid w:val="5ABD513D"/>
     <w:multiLevelType w:val="hybridMultilevel"/>
     <w:tmpl w:val="013E1BCA"/>
@@ -6071,7 +6794,7 @@
       </w:pPr>
     </w:lvl>
   </w:abstractNum>
-  <w:abstractNum w:abstractNumId="20" w15:restartNumberingAfterBreak="0">
+  <w:abstractNum w:abstractNumId="22" w15:restartNumberingAfterBreak="0">
     <w:nsid w:val="6B415DB0"/>
     <w:multiLevelType w:val="hybridMultilevel"/>
     <w:tmpl w:val="C73A86B2"/>
@@ -6184,7 +6907,7 @@
       </w:rPr>
     </w:lvl>
   </w:abstractNum>
-  <w:abstractNum w:abstractNumId="21" w15:restartNumberingAfterBreak="0">
+  <w:abstractNum w:abstractNumId="23" w15:restartNumberingAfterBreak="0">
     <w:nsid w:val="6C403448"/>
     <w:multiLevelType w:val="hybridMultilevel"/>
     <w:tmpl w:val="CA664C60"/>
@@ -6270,7 +6993,7 @@
       </w:pPr>
     </w:lvl>
   </w:abstractNum>
-  <w:abstractNum w:abstractNumId="22" w15:restartNumberingAfterBreak="0">
+  <w:abstractNum w:abstractNumId="24" w15:restartNumberingAfterBreak="0">
     <w:nsid w:val="6CC03D76"/>
     <w:multiLevelType w:val="hybridMultilevel"/>
     <w:tmpl w:val="0E287128"/>
@@ -6359,7 +7082,7 @@
       </w:pPr>
     </w:lvl>
   </w:abstractNum>
-  <w:abstractNum w:abstractNumId="23" w15:restartNumberingAfterBreak="0">
+  <w:abstractNum w:abstractNumId="25" w15:restartNumberingAfterBreak="0">
     <w:nsid w:val="70E8391E"/>
     <w:multiLevelType w:val="hybridMultilevel"/>
     <w:tmpl w:val="81D43786"/>
@@ -6448,7 +7171,7 @@
       </w:pPr>
     </w:lvl>
   </w:abstractNum>
-  <w:abstractNum w:abstractNumId="24" w15:restartNumberingAfterBreak="0">
+  <w:abstractNum w:abstractNumId="26" w15:restartNumberingAfterBreak="0">
     <w:nsid w:val="780538B8"/>
     <w:multiLevelType w:val="hybridMultilevel"/>
     <w:tmpl w:val="26725DB0"/>
@@ -6537,7 +7260,7 @@
       </w:pPr>
     </w:lvl>
   </w:abstractNum>
-  <w:abstractNum w:abstractNumId="25" w15:restartNumberingAfterBreak="0">
+  <w:abstractNum w:abstractNumId="27" w15:restartNumberingAfterBreak="0">
     <w:nsid w:val="7A9E4D92"/>
     <w:multiLevelType w:val="hybridMultilevel"/>
     <w:tmpl w:val="054A299E"/>
@@ -6657,31 +7380,31 @@
     </w:lvl>
   </w:abstractNum>
   <w:num w:numId="1" w16cid:durableId="1000817553">
+    <w:abstractNumId w:val="13"/>
+  </w:num>
+  <w:num w:numId="2" w16cid:durableId="1948003558">
     <w:abstractNumId w:val="12"/>
   </w:num>
-  <w:num w:numId="2" w16cid:durableId="1948003558">
-    <w:abstractNumId w:val="11"/>
-  </w:num>
   <w:num w:numId="3" w16cid:durableId="1611354454">
-    <w:abstractNumId w:val="9"/>
+    <w:abstractNumId w:val="10"/>
   </w:num>
   <w:num w:numId="4" w16cid:durableId="1153375384">
-    <w:abstractNumId w:val="25"/>
+    <w:abstractNumId w:val="27"/>
   </w:num>
   <w:num w:numId="5" w16cid:durableId="1377007532">
-    <w:abstractNumId w:val="19"/>
+    <w:abstractNumId w:val="21"/>
   </w:num>
   <w:num w:numId="6" w16cid:durableId="300961316">
     <w:abstractNumId w:val="3"/>
   </w:num>
   <w:num w:numId="7" w16cid:durableId="1485051604">
-    <w:abstractNumId w:val="14"/>
+    <w:abstractNumId w:val="15"/>
   </w:num>
   <w:num w:numId="8" w16cid:durableId="2119913112">
-    <w:abstractNumId w:val="18"/>
+    <w:abstractNumId w:val="20"/>
   </w:num>
   <w:num w:numId="9" w16cid:durableId="1924026623">
-    <w:abstractNumId w:val="8"/>
+    <w:abstractNumId w:val="9"/>
   </w:num>
   <w:num w:numId="10" w16cid:durableId="395469649">
     <w:abstractNumId w:val="0"/>
@@ -6690,49 +7413,55 @@
     <w:abstractNumId w:val="4"/>
   </w:num>
   <w:num w:numId="12" w16cid:durableId="991369785">
-    <w:abstractNumId w:val="16"/>
+    <w:abstractNumId w:val="18"/>
   </w:num>
   <w:num w:numId="13" w16cid:durableId="561064788">
-    <w:abstractNumId w:val="13"/>
+    <w:abstractNumId w:val="14"/>
   </w:num>
   <w:num w:numId="14" w16cid:durableId="454450269">
-    <w:abstractNumId w:val="5"/>
+    <w:abstractNumId w:val="6"/>
   </w:num>
   <w:num w:numId="15" w16cid:durableId="2007316486">
-    <w:abstractNumId w:val="22"/>
+    <w:abstractNumId w:val="24"/>
   </w:num>
   <w:num w:numId="16" w16cid:durableId="996769253">
     <w:abstractNumId w:val="2"/>
   </w:num>
   <w:num w:numId="17" w16cid:durableId="1313171405">
-    <w:abstractNumId w:val="21"/>
+    <w:abstractNumId w:val="23"/>
   </w:num>
   <w:num w:numId="18" w16cid:durableId="63265706">
     <w:abstractNumId w:val="1"/>
   </w:num>
   <w:num w:numId="19" w16cid:durableId="109210457">
+    <w:abstractNumId w:val="19"/>
+  </w:num>
+  <w:num w:numId="20" w16cid:durableId="1738937314">
+    <w:abstractNumId w:val="8"/>
+  </w:num>
+  <w:num w:numId="21" w16cid:durableId="307904345">
+    <w:abstractNumId w:val="22"/>
+  </w:num>
+  <w:num w:numId="22" w16cid:durableId="1833598608">
+    <w:abstractNumId w:val="11"/>
+  </w:num>
+  <w:num w:numId="23" w16cid:durableId="1950235655">
+    <w:abstractNumId w:val="7"/>
+  </w:num>
+  <w:num w:numId="24" w16cid:durableId="1413939619">
+    <w:abstractNumId w:val="25"/>
+  </w:num>
+  <w:num w:numId="25" w16cid:durableId="1782677082">
+    <w:abstractNumId w:val="26"/>
+  </w:num>
+  <w:num w:numId="26" w16cid:durableId="8065716">
     <w:abstractNumId w:val="17"/>
   </w:num>
-  <w:num w:numId="20" w16cid:durableId="1738937314">
-    <w:abstractNumId w:val="7"/>
+  <w:num w:numId="27" w16cid:durableId="38748956">
+    <w:abstractNumId w:val="16"/>
   </w:num>
-  <w:num w:numId="21" w16cid:durableId="307904345">
-    <w:abstractNumId w:val="20"/>
-  </w:num>
-  <w:num w:numId="22" w16cid:durableId="1833598608">
-    <w:abstractNumId w:val="10"/>
-  </w:num>
-  <w:num w:numId="23" w16cid:durableId="1950235655">
-    <w:abstractNumId w:val="6"/>
-  </w:num>
-  <w:num w:numId="24" w16cid:durableId="1413939619">
-    <w:abstractNumId w:val="23"/>
-  </w:num>
-  <w:num w:numId="25" w16cid:durableId="1782677082">
-    <w:abstractNumId w:val="24"/>
-  </w:num>
-  <w:num w:numId="26" w16cid:durableId="8065716">
-    <w:abstractNumId w:val="15"/>
+  <w:num w:numId="28" w16cid:durableId="470758348">
+    <w:abstractNumId w:val="5"/>
   </w:num>
 </w:numbering>
 </file>
